--- a/reports/Correction_all.docx
+++ b/reports/Correction_all.docx
@@ -9198,976 +9198,6 @@
     </w:tbl>
     <w:p>
       <w:pPr>
-        <w:pBdr>
-          <w:top w:val="dashed" w:color="999999" w:sz="6" w:space="30"/>
-          <w:bottom w:val="dashed" w:color="999999" w:sz="6" w:space="30"/>
-        </w:pBdr>
-        <w:spacing w:after="60" w:before="200"/>
-        <w:jc w:val="center"/>
-      </w:pPr>
-      <w:r>
-        <w:rPr>
-          <w:i/>
-          <w:iCs/>
-          <w:color w:val="808080"/>
-          <w:sz w:val="22"/>
-          <w:szCs w:val="22"/>
-        </w:rPr>
-        <w:t xml:space="preserve">[вставить скриншот: Postman → коллекция Galaxy API → вкладка Variables, строка session_id]</w:t>
-      </w:r>
-    </w:p>
-    <w:p>
-      <w:pPr>
-        <w:spacing w:after="240"/>
-        <w:jc w:val="center"/>
-      </w:pPr>
-      <w:r>
-        <w:rPr>
-          <w:rFonts w:ascii="Times New Roman" w:cs="Times New Roman" w:eastAsia="Times New Roman" w:hAnsi="Times New Roman"/>
-          <w:i/>
-          <w:iCs/>
-          <w:sz w:val="24"/>
-          <w:szCs w:val="24"/>
-        </w:rPr>
-        <w:t xml:space="preserve">Рисунок 28 — Переменная коллекции session_id со значением куки из браузера</w:t>
-      </w:r>
-    </w:p>
-    <w:p>
-      <w:pPr>
-        <w:pBdr>
-          <w:top w:val="dashed" w:color="999999" w:sz="6" w:space="30"/>
-          <w:bottom w:val="dashed" w:color="999999" w:sz="6" w:space="30"/>
-        </w:pBdr>
-        <w:spacing w:after="60" w:before="200"/>
-        <w:jc w:val="center"/>
-      </w:pPr>
-      <w:r>
-        <w:rPr>
-          <w:i/>
-          <w:iCs/>
-          <w:color w:val="808080"/>
-          <w:sz w:val="22"/>
-          <w:szCs w:val="22"/>
-        </w:rPr>
-        <w:t xml:space="preserve">[вставить скриншот: вкладка Headers с белой галочкой у Cookie + ответ 200]</w:t>
-      </w:r>
-    </w:p>
-    <w:p>
-      <w:pPr>
-        <w:spacing w:after="240"/>
-        <w:jc w:val="center"/>
-      </w:pPr>
-      <w:r>
-        <w:rPr>
-          <w:rFonts w:ascii="Times New Roman" w:cs="Times New Roman" w:eastAsia="Times New Roman" w:hAnsi="Times New Roman"/>
-          <w:i/>
-          <w:iCs/>
-          <w:sz w:val="24"/>
-          <w:szCs w:val="24"/>
-        </w:rPr>
-        <w:t xml:space="preserve">Рисунок 29 — Postman, гость: GET /api/galaxies — 200, заголовок Cookie включён (белая галочка)</w:t>
-      </w:r>
-    </w:p>
-    <w:p>
-      <w:pPr>
-        <w:pBdr>
-          <w:top w:val="dashed" w:color="999999" w:sz="6" w:space="30"/>
-          <w:bottom w:val="dashed" w:color="999999" w:sz="6" w:space="30"/>
-        </w:pBdr>
-        <w:spacing w:after="60" w:before="200"/>
-        <w:jc w:val="center"/>
-      </w:pPr>
-      <w:r>
-        <w:rPr>
-          <w:i/>
-          <w:iCs/>
-          <w:color w:val="808080"/>
-          <w:sz w:val="22"/>
-          <w:szCs w:val="22"/>
-        </w:rPr>
-        <w:t xml:space="preserve">[вставить скриншот: вкладка Headers с Cookie: session_id= (пусто) + ответ 401]</w:t>
-      </w:r>
-    </w:p>
-    <w:p>
-      <w:pPr>
-        <w:spacing w:after="240"/>
-        <w:jc w:val="center"/>
-      </w:pPr>
-      <w:r>
-        <w:rPr>
-          <w:rFonts w:ascii="Times New Roman" w:cs="Times New Roman" w:eastAsia="Times New Roman" w:hAnsi="Times New Roman"/>
-          <w:i/>
-          <w:iCs/>
-          <w:sz w:val="24"/>
-          <w:szCs w:val="24"/>
-        </w:rPr>
-        <w:t xml:space="preserve">Рисунок 30 — Postman, гость: PUT /api/galaxies/draft/publish — 401</w:t>
-      </w:r>
-    </w:p>
-    <w:p>
-      <w:pPr>
-        <w:pBdr>
-          <w:top w:val="dashed" w:color="999999" w:sz="6" w:space="30"/>
-          <w:bottom w:val="dashed" w:color="999999" w:sz="6" w:space="30"/>
-        </w:pBdr>
-        <w:spacing w:after="60" w:before="200"/>
-        <w:jc w:val="center"/>
-      </w:pPr>
-      <w:r>
-        <w:rPr>
-          <w:i/>
-          <w:iCs/>
-          <w:color w:val="808080"/>
-          <w:sz w:val="22"/>
-          <w:szCs w:val="22"/>
-        </w:rPr>
-        <w:t xml:space="preserve">[вставить скриншот: Headers с Cookie: session_id=&lt;кука&gt; + ответ 200]</w:t>
-      </w:r>
-    </w:p>
-    <w:p>
-      <w:pPr>
-        <w:spacing w:after="240"/>
-        <w:jc w:val="center"/>
-      </w:pPr>
-      <w:r>
-        <w:rPr>
-          <w:rFonts w:ascii="Times New Roman" w:cs="Times New Roman" w:eastAsia="Times New Roman" w:hAnsi="Times New Roman"/>
-          <w:i/>
-          <w:iCs/>
-          <w:sz w:val="24"/>
-          <w:szCs w:val="24"/>
-        </w:rPr>
-        <w:t xml:space="preserve">Рисунок 31 — Postman, авторизованный: GET /api/galaxies — 200, is_mine = 1</w:t>
-      </w:r>
-    </w:p>
-    <w:p>
-      <w:pPr>
-        <w:pBdr>
-          <w:top w:val="dashed" w:color="999999" w:sz="6" w:space="30"/>
-          <w:bottom w:val="dashed" w:color="999999" w:sz="6" w:space="30"/>
-        </w:pBdr>
-        <w:spacing w:after="60" w:before="200"/>
-        <w:jc w:val="center"/>
-      </w:pPr>
-      <w:r>
-        <w:rPr>
-          <w:i/>
-          <w:iCs/>
-          <w:color w:val="808080"/>
-          <w:sz w:val="22"/>
-          <w:szCs w:val="22"/>
-        </w:rPr>
-        <w:t xml:space="preserve">[вставить скриншот: Headers с Cookie + ответ 200 с полями]</w:t>
-      </w:r>
-    </w:p>
-    <w:p>
-      <w:pPr>
-        <w:spacing w:after="240"/>
-        <w:jc w:val="center"/>
-      </w:pPr>
-      <w:r>
-        <w:rPr>
-          <w:rFonts w:ascii="Times New Roman" w:cs="Times New Roman" w:eastAsia="Times New Roman" w:hAnsi="Times New Roman"/>
-          <w:i/>
-          <w:iCs/>
-          <w:sz w:val="24"/>
-          <w:szCs w:val="24"/>
-        </w:rPr>
-        <w:t xml:space="preserve">Рисунок 32 — Postman, авторизованный: PUT /api/galaxies/draft/publish — 200, поля обновлены</w:t>
-      </w:r>
-    </w:p>
-    <w:p>
-      <w:pPr>
-        <w:pStyle w:val="Heading1"/>
-      </w:pPr>
-      <w:r>
-        <w:t xml:space="preserve">3. Lua-скрипт для Redis</w:t>
-      </w:r>
-    </w:p>
-    <w:p>
-      <w:pPr>
-        <w:pBdr>
-          <w:left w:val="single" w:color="808080" w:sz="18" w:space="8"/>
-        </w:pBdr>
-        <w:shd w:fill="F2F2F2" w:color="auto" w:val="clear"/>
-        <w:spacing w:after="160" w:before="60"/>
-        <w:ind w:left="200" w:right="200"/>
-      </w:pPr>
-      <w:r>
-        <w:rPr>
-          <w:rFonts w:ascii="Times New Roman" w:cs="Times New Roman" w:eastAsia="Times New Roman" w:hAnsi="Times New Roman"/>
-          <w:b/>
-          <w:bCs/>
-          <w:sz w:val="26"/>
-          <w:szCs w:val="26"/>
-        </w:rPr>
-        <w:t xml:space="preserve">Замечание преподавателя: </w:t>
-      </w:r>
-      <w:r>
-        <w:rPr>
-          <w:rFonts w:ascii="Times New Roman" w:cs="Times New Roman" w:eastAsia="Times New Roman" w:hAnsi="Times New Roman"/>
-          <w:i/>
-          <w:iCs/>
-          <w:sz w:val="26"/>
-          <w:szCs w:val="26"/>
-        </w:rPr>
-        <w:t xml:space="preserve">«скрипт Lua не сделал»</w:t>
-      </w:r>
-    </w:p>
-    <w:p>
-      <w:pPr>
-        <w:spacing w:after="120" w:line="300"/>
-        <w:jc w:val="both"/>
-      </w:pPr>
-      <w:r>
-        <w:rPr>
-          <w:rFonts w:ascii="Times New Roman" w:cs="Times New Roman" w:eastAsia="Times New Roman" w:hAnsi="Times New Roman"/>
-          <w:b/>
-          <w:bCs/>
-          <w:sz w:val="26"/>
-          <w:szCs w:val="26"/>
-        </w:rPr>
-        <w:t xml:space="preserve">Что сделано.</w:t>
-      </w:r>
-      <w:r>
-        <w:rPr>
-          <w:rFonts w:ascii="Times New Roman" w:cs="Times New Roman" w:eastAsia="Times New Roman" w:hAnsi="Times New Roman"/>
-          <w:sz w:val="26"/>
-          <w:szCs w:val="26"/>
-        </w:rPr>
-        <w:t xml:space="preserve"> Добавлен Lua-скрипт </w:t>
-      </w:r>
-      <w:r>
-        <w:rPr>
-          <w:rFonts w:ascii="Consolas" w:cs="Consolas" w:eastAsia="Consolas" w:hAnsi="Consolas"/>
-          <w:sz w:val="22"/>
-          <w:szCs w:val="22"/>
-        </w:rPr>
-        <w:t xml:space="preserve">redis/sessions.lua</w:t>
-      </w:r>
-      <w:r>
-        <w:rPr>
-          <w:rFonts w:ascii="Times New Roman" w:cs="Times New Roman" w:eastAsia="Times New Roman" w:hAnsi="Times New Roman"/>
-          <w:sz w:val="26"/>
-          <w:szCs w:val="26"/>
-        </w:rPr>
-        <w:t xml:space="preserve">. Redis выполняет его у себя (команда </w:t>
-      </w:r>
-      <w:r>
-        <w:rPr>
-          <w:rFonts w:ascii="Consolas" w:cs="Consolas" w:eastAsia="Consolas" w:hAnsi="Consolas"/>
-          <w:sz w:val="22"/>
-          <w:szCs w:val="22"/>
-        </w:rPr>
-        <w:t xml:space="preserve">--eval</w:t>
-      </w:r>
-      <w:r>
-        <w:rPr>
-          <w:rFonts w:ascii="Times New Roman" w:cs="Times New Roman" w:eastAsia="Times New Roman" w:hAnsi="Times New Roman"/>
-          <w:sz w:val="26"/>
-          <w:szCs w:val="26"/>
-        </w:rPr>
-        <w:t xml:space="preserve">) и возвращает все сессии: ключ, пользователя сессии и сколько секунд сессии осталось жить.</w:t>
-      </w:r>
-    </w:p>
-    <w:p>
-      <w:pPr>
-        <w:pBdr>
-          <w:left w:val="single" w:color="999999" w:sz="12" w:space="6"/>
-        </w:pBdr>
-        <w:shd w:fill="F3F3F3" w:color="auto" w:val="clear"/>
-        <w:spacing w:after="0" w:before="80" w:line="240"/>
-        <w:ind w:left="120"/>
-      </w:pPr>
-      <w:r>
-        <w:rPr>
-          <w:rFonts w:ascii="Consolas" w:cs="Consolas" w:eastAsia="Consolas" w:hAnsi="Consolas"/>
-          <w:sz w:val="18"/>
-          <w:szCs w:val="18"/>
-        </w:rPr>
-        <w:t xml:space="preserve">-- Все сессии в Redis: ключ, пользователь сессии и сколько секунд ей осталось жить.</w:t>
-      </w:r>
-    </w:p>
-    <w:p>
-      <w:pPr>
-        <w:pBdr>
-          <w:left w:val="single" w:color="999999" w:sz="12" w:space="6"/>
-        </w:pBdr>
-        <w:shd w:fill="F3F3F3" w:color="auto" w:val="clear"/>
-        <w:spacing w:after="0" w:before="0" w:line="240"/>
-        <w:ind w:left="120"/>
-      </w:pPr>
-      <w:r>
-        <w:rPr>
-          <w:rFonts w:ascii="Consolas" w:cs="Consolas" w:eastAsia="Consolas" w:hAnsi="Consolas"/>
-          <w:sz w:val="18"/>
-          <w:szCs w:val="18"/>
-        </w:rPr>
-        <w:t xml:space="preserve">local result = {}</w:t>
-      </w:r>
-    </w:p>
-    <w:p>
-      <w:pPr>
-        <w:pBdr>
-          <w:left w:val="single" w:color="999999" w:sz="12" w:space="6"/>
-        </w:pBdr>
-        <w:shd w:fill="F3F3F3" w:color="auto" w:val="clear"/>
-        <w:spacing w:after="0" w:before="0" w:line="240"/>
-        <w:ind w:left="120"/>
-      </w:pPr>
-      <w:r>
-        <w:rPr>
-          <w:rFonts w:ascii="Consolas" w:cs="Consolas" w:eastAsia="Consolas" w:hAnsi="Consolas"/>
-          <w:sz w:val="18"/>
-          <w:szCs w:val="18"/>
-        </w:rPr>
-        <w:t xml:space="preserve">local keys = redis.call('KEYS', 'session:*')</w:t>
-      </w:r>
-    </w:p>
-    <w:p>
-      <w:pPr>
-        <w:pBdr>
-          <w:left w:val="single" w:color="999999" w:sz="12" w:space="6"/>
-        </w:pBdr>
-        <w:shd w:fill="F3F3F3" w:color="auto" w:val="clear"/>
-        <w:spacing w:after="0" w:before="0" w:line="240"/>
-        <w:ind w:left="120"/>
-      </w:pPr>
-      <w:r>
-        <w:rPr>
-          <w:rFonts w:ascii="Consolas" w:cs="Consolas" w:eastAsia="Consolas" w:hAnsi="Consolas"/>
-          <w:sz w:val="18"/>
-          <w:szCs w:val="18"/>
-        </w:rPr>
-        <w:t xml:space="preserve">for _, key in ipairs(keys) do</w:t>
-      </w:r>
-    </w:p>
-    <w:p>
-      <w:pPr>
-        <w:pBdr>
-          <w:left w:val="single" w:color="999999" w:sz="12" w:space="6"/>
-        </w:pBdr>
-        <w:shd w:fill="F3F3F3" w:color="auto" w:val="clear"/>
-        <w:spacing w:after="0" w:before="0" w:line="240"/>
-        <w:ind w:left="120"/>
-      </w:pPr>
-      <w:r>
-        <w:rPr>
-          <w:rFonts w:ascii="Consolas" w:cs="Consolas" w:eastAsia="Consolas" w:hAnsi="Consolas"/>
-          <w:sz w:val="18"/>
-          <w:szCs w:val="18"/>
-        </w:rPr>
-        <w:t xml:space="preserve">  local session = cjson.decode(redis.call('GET', key))</w:t>
-      </w:r>
-    </w:p>
-    <w:p>
-      <w:pPr>
-        <w:pBdr>
-          <w:left w:val="single" w:color="999999" w:sz="12" w:space="6"/>
-        </w:pBdr>
-        <w:shd w:fill="F3F3F3" w:color="auto" w:val="clear"/>
-        <w:spacing w:after="0" w:before="0" w:line="240"/>
-        <w:ind w:left="120"/>
-      </w:pPr>
-      <w:r>
-        <w:rPr>
-          <w:rFonts w:ascii="Consolas" w:cs="Consolas" w:eastAsia="Consolas" w:hAnsi="Consolas"/>
-          <w:sz w:val="18"/>
-          <w:szCs w:val="18"/>
-        </w:rPr>
-        <w:t xml:space="preserve">  table.insert(result, key)</w:t>
-      </w:r>
-    </w:p>
-    <w:p>
-      <w:pPr>
-        <w:pBdr>
-          <w:left w:val="single" w:color="999999" w:sz="12" w:space="6"/>
-        </w:pBdr>
-        <w:shd w:fill="F3F3F3" w:color="auto" w:val="clear"/>
-        <w:spacing w:after="0" w:before="0" w:line="240"/>
-        <w:ind w:left="120"/>
-      </w:pPr>
-      <w:r>
-        <w:rPr>
-          <w:rFonts w:ascii="Consolas" w:cs="Consolas" w:eastAsia="Consolas" w:hAnsi="Consolas"/>
-          <w:sz w:val="18"/>
-          <w:szCs w:val="18"/>
-        </w:rPr>
-        <w:t xml:space="preserve">  table.insert(result, 'user_id = ' .. session.user_id .. ', username = ' .. session.username)</w:t>
-      </w:r>
-    </w:p>
-    <w:p>
-      <w:pPr>
-        <w:pBdr>
-          <w:left w:val="single" w:color="999999" w:sz="12" w:space="6"/>
-        </w:pBdr>
-        <w:shd w:fill="F3F3F3" w:color="auto" w:val="clear"/>
-        <w:spacing w:after="0" w:before="0" w:line="240"/>
-        <w:ind w:left="120"/>
-      </w:pPr>
-      <w:r>
-        <w:rPr>
-          <w:rFonts w:ascii="Consolas" w:cs="Consolas" w:eastAsia="Consolas" w:hAnsi="Consolas"/>
-          <w:sz w:val="18"/>
-          <w:szCs w:val="18"/>
-        </w:rPr>
-        <w:t xml:space="preserve">  table.insert(result, 'TTL = ' .. redis.call('TTL', key) .. ' s')</w:t>
-      </w:r>
-    </w:p>
-    <w:p>
-      <w:pPr>
-        <w:pBdr>
-          <w:left w:val="single" w:color="999999" w:sz="12" w:space="6"/>
-        </w:pBdr>
-        <w:shd w:fill="F3F3F3" w:color="auto" w:val="clear"/>
-        <w:spacing w:after="0" w:before="0" w:line="240"/>
-        <w:ind w:left="120"/>
-      </w:pPr>
-      <w:r>
-        <w:rPr>
-          <w:rFonts w:ascii="Consolas" w:cs="Consolas" w:eastAsia="Consolas" w:hAnsi="Consolas"/>
-          <w:sz w:val="18"/>
-          <w:szCs w:val="18"/>
-        </w:rPr>
-        <w:t xml:space="preserve">end</w:t>
-      </w:r>
-    </w:p>
-    <w:p>
-      <w:pPr>
-        <w:pBdr>
-          <w:left w:val="single" w:color="999999" w:sz="12" w:space="6"/>
-        </w:pBdr>
-        <w:shd w:fill="F3F3F3" w:color="auto" w:val="clear"/>
-        <w:spacing w:after="0" w:before="0" w:line="240"/>
-        <w:ind w:left="120"/>
-      </w:pPr>
-      <w:r>
-        <w:rPr>
-          <w:rFonts w:ascii="Consolas" w:cs="Consolas" w:eastAsia="Consolas" w:hAnsi="Consolas"/>
-          <w:sz w:val="18"/>
-          <w:szCs w:val="18"/>
-        </w:rPr>
-        <w:t xml:space="preserve">if #result == 0 then</w:t>
-      </w:r>
-    </w:p>
-    <w:p>
-      <w:pPr>
-        <w:pBdr>
-          <w:left w:val="single" w:color="999999" w:sz="12" w:space="6"/>
-        </w:pBdr>
-        <w:shd w:fill="F3F3F3" w:color="auto" w:val="clear"/>
-        <w:spacing w:after="0" w:before="0" w:line="240"/>
-        <w:ind w:left="120"/>
-      </w:pPr>
-      <w:r>
-        <w:rPr>
-          <w:rFonts w:ascii="Consolas" w:cs="Consolas" w:eastAsia="Consolas" w:hAnsi="Consolas"/>
-          <w:sz w:val="18"/>
-          <w:szCs w:val="18"/>
-        </w:rPr>
-        <w:t xml:space="preserve">  return 'no sessions'</w:t>
-      </w:r>
-    </w:p>
-    <w:p>
-      <w:pPr>
-        <w:pBdr>
-          <w:left w:val="single" w:color="999999" w:sz="12" w:space="6"/>
-        </w:pBdr>
-        <w:shd w:fill="F3F3F3" w:color="auto" w:val="clear"/>
-        <w:spacing w:after="0" w:before="0" w:line="240"/>
-        <w:ind w:left="120"/>
-      </w:pPr>
-      <w:r>
-        <w:rPr>
-          <w:rFonts w:ascii="Consolas" w:cs="Consolas" w:eastAsia="Consolas" w:hAnsi="Consolas"/>
-          <w:sz w:val="18"/>
-          <w:szCs w:val="18"/>
-        </w:rPr>
-        <w:t xml:space="preserve">end</w:t>
-      </w:r>
-    </w:p>
-    <w:p>
-      <w:pPr>
-        <w:pBdr>
-          <w:left w:val="single" w:color="999999" w:sz="12" w:space="6"/>
-        </w:pBdr>
-        <w:shd w:fill="F3F3F3" w:color="auto" w:val="clear"/>
-        <w:spacing w:after="160" w:before="0" w:line="240"/>
-        <w:ind w:left="120"/>
-      </w:pPr>
-      <w:r>
-        <w:rPr>
-          <w:rFonts w:ascii="Consolas" w:cs="Consolas" w:eastAsia="Consolas" w:hAnsi="Consolas"/>
-          <w:sz w:val="18"/>
-          <w:szCs w:val="18"/>
-        </w:rPr>
-        <w:t xml:space="preserve">return result</w:t>
-      </w:r>
-    </w:p>
-    <w:p>
-      <w:pPr>
-        <w:pStyle w:val="ListParagraph"/>
-        <w:numPr>
-          <w:ilvl w:val="0"/>
-          <w:numId w:val="2"/>
-        </w:numPr>
-        <w:spacing w:after="60" w:line="290"/>
-      </w:pPr>
-      <w:r>
-        <w:rPr>
-          <w:rFonts w:ascii="Consolas" w:cs="Consolas" w:eastAsia="Consolas" w:hAnsi="Consolas"/>
-          <w:sz w:val="22"/>
-          <w:szCs w:val="22"/>
-        </w:rPr>
-        <w:t xml:space="preserve">redis.call('KEYS', 'session:*')</w:t>
-      </w:r>
-      <w:r>
-        <w:rPr>
-          <w:rFonts w:ascii="Times New Roman" w:cs="Times New Roman" w:eastAsia="Times New Roman" w:hAnsi="Times New Roman"/>
-          <w:sz w:val="26"/>
-          <w:szCs w:val="26"/>
-        </w:rPr>
-        <w:t xml:space="preserve"> — все ключи сессий;</w:t>
-      </w:r>
-    </w:p>
-    <w:p>
-      <w:pPr>
-        <w:pStyle w:val="ListParagraph"/>
-        <w:numPr>
-          <w:ilvl w:val="0"/>
-          <w:numId w:val="2"/>
-        </w:numPr>
-        <w:spacing w:after="60" w:line="290"/>
-      </w:pPr>
-      <w:r>
-        <w:rPr>
-          <w:rFonts w:ascii="Consolas" w:cs="Consolas" w:eastAsia="Consolas" w:hAnsi="Consolas"/>
-          <w:sz w:val="22"/>
-          <w:szCs w:val="22"/>
-        </w:rPr>
-        <w:t xml:space="preserve">cjson.decode(redis.call('GET', key))</w:t>
-      </w:r>
-      <w:r>
-        <w:rPr>
-          <w:rFonts w:ascii="Times New Roman" w:cs="Times New Roman" w:eastAsia="Times New Roman" w:hAnsi="Times New Roman"/>
-          <w:sz w:val="26"/>
-          <w:szCs w:val="26"/>
-        </w:rPr>
-        <w:t xml:space="preserve"> — значение сессии (JSON) разбирается в таблицу Lua, из неё берутся </w:t>
-      </w:r>
-      <w:r>
-        <w:rPr>
-          <w:rFonts w:ascii="Consolas" w:cs="Consolas" w:eastAsia="Consolas" w:hAnsi="Consolas"/>
-          <w:sz w:val="22"/>
-          <w:szCs w:val="22"/>
-        </w:rPr>
-        <w:t xml:space="preserve">user_id</w:t>
-      </w:r>
-      <w:r>
-        <w:rPr>
-          <w:rFonts w:ascii="Times New Roman" w:cs="Times New Roman" w:eastAsia="Times New Roman" w:hAnsi="Times New Roman"/>
-          <w:sz w:val="26"/>
-          <w:szCs w:val="26"/>
-        </w:rPr>
-        <w:t xml:space="preserve"> и </w:t>
-      </w:r>
-      <w:r>
-        <w:rPr>
-          <w:rFonts w:ascii="Consolas" w:cs="Consolas" w:eastAsia="Consolas" w:hAnsi="Consolas"/>
-          <w:sz w:val="22"/>
-          <w:szCs w:val="22"/>
-        </w:rPr>
-        <w:t xml:space="preserve">username</w:t>
-      </w:r>
-      <w:r>
-        <w:rPr>
-          <w:rFonts w:ascii="Times New Roman" w:cs="Times New Roman" w:eastAsia="Times New Roman" w:hAnsi="Times New Roman"/>
-          <w:sz w:val="26"/>
-          <w:szCs w:val="26"/>
-        </w:rPr>
-        <w:t xml:space="preserve">;</w:t>
-      </w:r>
-    </w:p>
-    <w:p>
-      <w:pPr>
-        <w:pStyle w:val="ListParagraph"/>
-        <w:numPr>
-          <w:ilvl w:val="0"/>
-          <w:numId w:val="2"/>
-        </w:numPr>
-        <w:spacing w:after="60" w:line="290"/>
-      </w:pPr>
-      <w:r>
-        <w:rPr>
-          <w:rFonts w:ascii="Consolas" w:cs="Consolas" w:eastAsia="Consolas" w:hAnsi="Consolas"/>
-          <w:sz w:val="22"/>
-          <w:szCs w:val="22"/>
-        </w:rPr>
-        <w:t xml:space="preserve">redis.call('TTL', key)</w:t>
-      </w:r>
-      <w:r>
-        <w:rPr>
-          <w:rFonts w:ascii="Times New Roman" w:cs="Times New Roman" w:eastAsia="Times New Roman" w:hAnsi="Times New Roman"/>
-          <w:sz w:val="26"/>
-          <w:szCs w:val="26"/>
-        </w:rPr>
-        <w:t xml:space="preserve"> — сколько секунд осталось до удаления сессии.</w:t>
-      </w:r>
-    </w:p>
-    <w:p>
-      <w:pPr>
-        <w:spacing w:after="120" w:line="300"/>
-        <w:jc w:val="both"/>
-      </w:pPr>
-      <w:r>
-        <w:rPr>
-          <w:rFonts w:ascii="Times New Roman" w:cs="Times New Roman" w:eastAsia="Times New Roman" w:hAnsi="Times New Roman"/>
-          <w:sz w:val="26"/>
-          <w:szCs w:val="26"/>
-        </w:rPr>
-        <w:t xml:space="preserve">Папка </w:t>
-      </w:r>
-      <w:r>
-        <w:rPr>
-          <w:rFonts w:ascii="Consolas" w:cs="Consolas" w:eastAsia="Consolas" w:hAnsi="Consolas"/>
-          <w:sz w:val="22"/>
-          <w:szCs w:val="22"/>
-        </w:rPr>
-        <w:t xml:space="preserve">redis</w:t>
-      </w:r>
-      <w:r>
-        <w:rPr>
-          <w:rFonts w:ascii="Times New Roman" w:cs="Times New Roman" w:eastAsia="Times New Roman" w:hAnsi="Times New Roman"/>
-          <w:sz w:val="26"/>
-          <w:szCs w:val="26"/>
-        </w:rPr>
-        <w:t xml:space="preserve"> подключена в контейнер Redis как </w:t>
-      </w:r>
-      <w:r>
-        <w:rPr>
-          <w:rFonts w:ascii="Consolas" w:cs="Consolas" w:eastAsia="Consolas" w:hAnsi="Consolas"/>
-          <w:sz w:val="22"/>
-          <w:szCs w:val="22"/>
-        </w:rPr>
-        <w:t xml:space="preserve">/scripts</w:t>
-      </w:r>
-      <w:r>
-        <w:rPr>
-          <w:rFonts w:ascii="Times New Roman" w:cs="Times New Roman" w:eastAsia="Times New Roman" w:hAnsi="Times New Roman"/>
-          <w:sz w:val="26"/>
-          <w:szCs w:val="26"/>
-        </w:rPr>
-        <w:t xml:space="preserve"> (в </w:t>
-      </w:r>
-      <w:r>
-        <w:rPr>
-          <w:rFonts w:ascii="Consolas" w:cs="Consolas" w:eastAsia="Consolas" w:hAnsi="Consolas"/>
-          <w:sz w:val="22"/>
-          <w:szCs w:val="22"/>
-        </w:rPr>
-        <w:t xml:space="preserve">docker-compose.yml</w:t>
-      </w:r>
-      <w:r>
-        <w:rPr>
-          <w:rFonts w:ascii="Times New Roman" w:cs="Times New Roman" w:eastAsia="Times New Roman" w:hAnsi="Times New Roman"/>
-          <w:sz w:val="26"/>
-          <w:szCs w:val="26"/>
-        </w:rPr>
-        <w:t xml:space="preserve">: </w:t>
-      </w:r>
-      <w:r>
-        <w:rPr>
-          <w:rFonts w:ascii="Consolas" w:cs="Consolas" w:eastAsia="Consolas" w:hAnsi="Consolas"/>
-          <w:sz w:val="22"/>
-          <w:szCs w:val="22"/>
-        </w:rPr>
-        <w:t xml:space="preserve">./redis:/scripts:ro</w:t>
-      </w:r>
-      <w:r>
-        <w:rPr>
-          <w:rFonts w:ascii="Times New Roman" w:cs="Times New Roman" w:eastAsia="Times New Roman" w:hAnsi="Times New Roman"/>
-          <w:sz w:val="26"/>
-          <w:szCs w:val="26"/>
-        </w:rPr>
-        <w:t xml:space="preserve">). Запуск из cmd:</w:t>
-      </w:r>
-    </w:p>
-    <w:p>
-      <w:pPr>
-        <w:pBdr>
-          <w:left w:val="single" w:color="999999" w:sz="12" w:space="6"/>
-        </w:pBdr>
-        <w:shd w:fill="F3F3F3" w:color="auto" w:val="clear"/>
-        <w:spacing w:after="0" w:before="80" w:line="240"/>
-        <w:ind w:left="120"/>
-      </w:pPr>
-      <w:r>
-        <w:rPr>
-          <w:rFonts w:ascii="Consolas" w:cs="Consolas" w:eastAsia="Consolas" w:hAnsi="Consolas"/>
-          <w:sz w:val="18"/>
-          <w:szCs w:val="18"/>
-        </w:rPr>
-        <w:t xml:space="preserve">docker exec -it galaxy_redis redis-cli --eval /scripts/sessions.lua</w:t>
-      </w:r>
-    </w:p>
-    <w:p>
-      <w:pPr>
-        <w:pBdr>
-          <w:left w:val="single" w:color="999999" w:sz="12" w:space="6"/>
-        </w:pBdr>
-        <w:shd w:fill="F3F3F3" w:color="auto" w:val="clear"/>
-        <w:spacing w:after="0" w:before="0" w:line="240"/>
-        <w:ind w:left="120"/>
-      </w:pPr>
-      <w:r>
-        <w:rPr>
-          <w:rFonts w:ascii="Consolas" w:cs="Consolas" w:eastAsia="Consolas" w:hAnsi="Consolas"/>
-          <w:sz w:val="18"/>
-          <w:szCs w:val="18"/>
-        </w:rPr>
-        <w:t xml:space="preserve">1) "session:A57NM0W9O27Ys9eWJz1E3vbtJSKVc7cYUuQ8E9EyrfY"</w:t>
-      </w:r>
-    </w:p>
-    <w:p>
-      <w:pPr>
-        <w:pBdr>
-          <w:left w:val="single" w:color="999999" w:sz="12" w:space="6"/>
-        </w:pBdr>
-        <w:shd w:fill="F3F3F3" w:color="auto" w:val="clear"/>
-        <w:spacing w:after="0" w:before="0" w:line="240"/>
-        <w:ind w:left="120"/>
-      </w:pPr>
-      <w:r>
-        <w:rPr>
-          <w:rFonts w:ascii="Consolas" w:cs="Consolas" w:eastAsia="Consolas" w:hAnsi="Consolas"/>
-          <w:sz w:val="18"/>
-          <w:szCs w:val="18"/>
-        </w:rPr>
-        <w:t xml:space="preserve">2) "user_id = 1, username = veronika"</w:t>
-      </w:r>
-    </w:p>
-    <w:p>
-      <w:pPr>
-        <w:pBdr>
-          <w:left w:val="single" w:color="999999" w:sz="12" w:space="6"/>
-        </w:pBdr>
-        <w:shd w:fill="F3F3F3" w:color="auto" w:val="clear"/>
-        <w:spacing w:after="160" w:before="0" w:line="240"/>
-        <w:ind w:left="120"/>
-      </w:pPr>
-      <w:r>
-        <w:rPr>
-          <w:rFonts w:ascii="Consolas" w:cs="Consolas" w:eastAsia="Consolas" w:hAnsi="Consolas"/>
-          <w:sz w:val="18"/>
-          <w:szCs w:val="18"/>
-        </w:rPr>
-        <w:t xml:space="preserve">3) "TTL = 86231 s"</w:t>
-      </w:r>
-    </w:p>
-    <w:p>
-      <w:pPr>
-        <w:pBdr>
-          <w:top w:val="dashed" w:color="999999" w:sz="6" w:space="30"/>
-          <w:bottom w:val="dashed" w:color="999999" w:sz="6" w:space="30"/>
-        </w:pBdr>
-        <w:spacing w:after="60" w:before="200"/>
-        <w:jc w:val="center"/>
-      </w:pPr>
-      <w:r>
-        <w:rPr>
-          <w:i/>
-          <w:iCs/>
-          <w:color w:val="808080"/>
-          <w:sz w:val="22"/>
-          <w:szCs w:val="22"/>
-        </w:rPr>
-        <w:t xml:space="preserve">[вставить скриншот: cmd с командой docker exec … --eval /scripts/sessions.lua и ответом]</w:t>
-      </w:r>
-    </w:p>
-    <w:p>
-      <w:pPr>
-        <w:spacing w:after="240"/>
-        <w:jc w:val="center"/>
-      </w:pPr>
-      <w:r>
-        <w:rPr>
-          <w:rFonts w:ascii="Times New Roman" w:cs="Times New Roman" w:eastAsia="Times New Roman" w:hAnsi="Times New Roman"/>
-          <w:i/>
-          <w:iCs/>
-          <w:sz w:val="24"/>
-          <w:szCs w:val="24"/>
-        </w:rPr>
-        <w:t xml:space="preserve">Рисунок 33 — Результат Lua-скрипта: сессия и пользователь сессии</w:t>
-      </w:r>
-    </w:p>
-    <w:p>
-      <w:pPr>
-        <w:pStyle w:val="Heading1"/>
-      </w:pPr>
-      <w:r>
-        <w:t xml:space="preserve">4. Диаграмма последовательности</w:t>
-      </w:r>
-    </w:p>
-    <w:p>
-      <w:pPr>
-        <w:pBdr>
-          <w:left w:val="single" w:color="808080" w:sz="18" w:space="8"/>
-        </w:pBdr>
-        <w:shd w:fill="F2F2F2" w:color="auto" w:val="clear"/>
-        <w:spacing w:after="160" w:before="60"/>
-        <w:ind w:left="200" w:right="200"/>
-      </w:pPr>
-      <w:r>
-        <w:rPr>
-          <w:rFonts w:ascii="Times New Roman" w:cs="Times New Roman" w:eastAsia="Times New Roman" w:hAnsi="Times New Roman"/>
-          <w:b/>
-          <w:bCs/>
-          <w:sz w:val="26"/>
-          <w:szCs w:val="26"/>
-        </w:rPr>
-        <w:t xml:space="preserve">Замечание преподавателя: </w:t>
-      </w:r>
-      <w:r>
-        <w:rPr>
-          <w:rFonts w:ascii="Times New Roman" w:cs="Times New Roman" w:eastAsia="Times New Roman" w:hAnsi="Times New Roman"/>
-          <w:i/>
-          <w:iCs/>
-          <w:sz w:val="26"/>
-          <w:szCs w:val="26"/>
-        </w:rPr>
-        <w:t xml:space="preserve">«переделать на Draw.io через фигуры UML»</w:t>
-      </w:r>
-    </w:p>
-    <w:p>
-      <w:pPr>
-        <w:spacing w:after="120" w:line="300"/>
-        <w:jc w:val="both"/>
-      </w:pPr>
-      <w:r>
-        <w:rPr>
-          <w:rFonts w:ascii="Times New Roman" w:cs="Times New Roman" w:eastAsia="Times New Roman" w:hAnsi="Times New Roman"/>
-          <w:b/>
-          <w:bCs/>
-          <w:sz w:val="26"/>
-          <w:szCs w:val="26"/>
-        </w:rPr>
-        <w:t xml:space="preserve">Что сделано.</w:t>
-      </w:r>
-      <w:r>
-        <w:rPr>
-          <w:rFonts w:ascii="Times New Roman" w:cs="Times New Roman" w:eastAsia="Times New Roman" w:hAnsi="Times New Roman"/>
-          <w:sz w:val="26"/>
-          <w:szCs w:val="26"/>
-        </w:rPr>
-        <w:t xml:space="preserve"> Диаграмма перерисована в draw.io фигурами из палитры UML, а не прямоугольниками и линиями:</w:t>
-      </w:r>
-    </w:p>
-    <w:p>
-      <w:pPr>
-        <w:pStyle w:val="ListParagraph"/>
-        <w:numPr>
-          <w:ilvl w:val="0"/>
-          <w:numId w:val="2"/>
-        </w:numPr>
-        <w:spacing w:after="60" w:line="290"/>
-      </w:pPr>
-      <w:r>
-        <w:rPr>
-          <w:rFonts w:ascii="Times New Roman" w:cs="Times New Roman" w:eastAsia="Times New Roman" w:hAnsi="Times New Roman"/>
-          <w:sz w:val="26"/>
-          <w:szCs w:val="26"/>
-        </w:rPr>
-        <w:t xml:space="preserve">рамка взаимодействия — </w:t>
-      </w:r>
-      <w:r>
-        <w:rPr>
-          <w:rFonts w:ascii="Consolas" w:cs="Consolas" w:eastAsia="Consolas" w:hAnsi="Consolas"/>
-          <w:sz w:val="22"/>
-          <w:szCs w:val="22"/>
-        </w:rPr>
-        <w:t xml:space="preserve">umlFrame</w:t>
-      </w:r>
-      <w:r>
-        <w:rPr>
-          <w:rFonts w:ascii="Times New Roman" w:cs="Times New Roman" w:eastAsia="Times New Roman" w:hAnsi="Times New Roman"/>
-          <w:sz w:val="26"/>
-          <w:szCs w:val="26"/>
-        </w:rPr>
-        <w:t xml:space="preserve"> с заголовком «sd»;</w:t>
-      </w:r>
-    </w:p>
-    <w:p>
-      <w:pPr>
-        <w:pStyle w:val="ListParagraph"/>
-        <w:numPr>
-          <w:ilvl w:val="0"/>
-          <w:numId w:val="2"/>
-        </w:numPr>
-        <w:spacing w:after="60" w:line="290"/>
-      </w:pPr>
-      <w:r>
-        <w:rPr>
-          <w:rFonts w:ascii="Times New Roman" w:cs="Times New Roman" w:eastAsia="Times New Roman" w:hAnsi="Times New Roman"/>
-          <w:sz w:val="26"/>
-          <w:szCs w:val="26"/>
-        </w:rPr>
-        <w:t xml:space="preserve">участники — линии жизни </w:t>
-      </w:r>
-      <w:r>
-        <w:rPr>
-          <w:rFonts w:ascii="Consolas" w:cs="Consolas" w:eastAsia="Consolas" w:hAnsi="Consolas"/>
-          <w:sz w:val="22"/>
-          <w:szCs w:val="22"/>
-        </w:rPr>
-        <w:t xml:space="preserve">umlLifeline</w:t>
-      </w:r>
-      <w:r>
-        <w:rPr>
-          <w:rFonts w:ascii="Times New Roman" w:cs="Times New Roman" w:eastAsia="Times New Roman" w:hAnsi="Times New Roman"/>
-          <w:sz w:val="26"/>
-          <w:szCs w:val="26"/>
-        </w:rPr>
-        <w:t xml:space="preserve"> (голова и пунктир — одна фигура);</w:t>
-      </w:r>
-    </w:p>
-    <w:p>
-      <w:pPr>
-        <w:pStyle w:val="ListParagraph"/>
-        <w:numPr>
-          <w:ilvl w:val="0"/>
-          <w:numId w:val="2"/>
-        </w:numPr>
-        <w:spacing w:after="60" w:line="290"/>
-      </w:pPr>
-      <w:r>
-        <w:rPr>
-          <w:rFonts w:ascii="Times New Roman" w:cs="Times New Roman" w:eastAsia="Times New Roman" w:hAnsi="Times New Roman"/>
-          <w:sz w:val="26"/>
-          <w:szCs w:val="26"/>
-        </w:rPr>
-        <w:t xml:space="preserve">полоски активации — фигуры активации, привязанные к линиям жизни;</w:t>
-      </w:r>
-    </w:p>
-    <w:p>
-      <w:pPr>
-        <w:pStyle w:val="ListParagraph"/>
-        <w:numPr>
-          <w:ilvl w:val="0"/>
-          <w:numId w:val="2"/>
-        </w:numPr>
-        <w:spacing w:after="60" w:line="290"/>
-      </w:pPr>
-      <w:r>
-        <w:rPr>
-          <w:rFonts w:ascii="Times New Roman" w:cs="Times New Roman" w:eastAsia="Times New Roman" w:hAnsi="Times New Roman"/>
-          <w:sz w:val="26"/>
-          <w:szCs w:val="26"/>
-        </w:rPr>
-        <w:t xml:space="preserve">вызовы — синхронные сообщения (сплошная линия, закрашенная стрелка), ответы — сообщения возврата (пунктир, открытая стрелка); сообщения присоединены к линиям жизни и активациям.</w:t>
-      </w:r>
-    </w:p>
-    <w:p>
-      <w:pPr>
         <w:keepNext/>
         <w:spacing w:after="60" w:before="120"/>
         <w:jc w:val="center"/>
@@ -10175,7 +9205,7 @@
       <w:r>
         <w:drawing>
           <wp:inline distT="0" distB="0" distL="0" distR="0">
-            <wp:extent cx="5943600" cy="6781800"/>
+            <wp:extent cx="5943600" cy="1657350"/>
             <wp:effectExtent t="0" r="0" b="0" l="0"/>
             <wp:docPr id="1" name="" descr="" title=""/>
             <wp:cNvGraphicFramePr>
@@ -10200,7 +9230,7 @@
                   <pic:spPr bwMode="auto">
                     <a:xfrm>
                       <a:off x="0" y="0"/>
-                      <a:ext cx="5943600" cy="6781800"/>
+                      <a:ext cx="5943600" cy="1657350"/>
                     </a:xfrm>
                     <a:prstGeom prst="rect">
                       <a:avLst/>
@@ -10226,235 +9256,7 @@
           <w:sz w:val="24"/>
           <w:szCs w:val="24"/>
         </w:rPr>
-        <w:t xml:space="preserve">Рисунок 34 — Диаграмма последовательности на UML-фигурах draw.io</w:t>
-      </w:r>
-    </w:p>
-    <w:p>
-      <w:pPr>
-        <w:pStyle w:val="Heading1"/>
-      </w:pPr>
-      <w:r>
-        <w:t xml:space="preserve">5. ER-диаграмма</w:t>
-      </w:r>
-    </w:p>
-    <w:p>
-      <w:pPr>
-        <w:pBdr>
-          <w:left w:val="single" w:color="808080" w:sz="18" w:space="8"/>
-        </w:pBdr>
-        <w:shd w:fill="F2F2F2" w:color="auto" w:val="clear"/>
-        <w:spacing w:after="160" w:before="60"/>
-        <w:ind w:left="200" w:right="200"/>
-      </w:pPr>
-      <w:r>
-        <w:rPr>
-          <w:rFonts w:ascii="Times New Roman" w:cs="Times New Roman" w:eastAsia="Times New Roman" w:hAnsi="Times New Roman"/>
-          <w:b/>
-          <w:bCs/>
-          <w:sz w:val="26"/>
-          <w:szCs w:val="26"/>
-        </w:rPr>
-        <w:t xml:space="preserve">Замечание преподавателя: </w:t>
-      </w:r>
-      <w:r>
-        <w:rPr>
-          <w:rFonts w:ascii="Times New Roman" w:cs="Times New Roman" w:eastAsia="Times New Roman" w:hAnsi="Times New Roman"/>
-          <w:i/>
-          <w:iCs/>
-          <w:sz w:val="26"/>
-          <w:szCs w:val="26"/>
-        </w:rPr>
-        <w:t xml:space="preserve">«куча пустоты»</w:t>
-      </w:r>
-    </w:p>
-    <w:p>
-      <w:pPr>
-        <w:spacing w:after="120" w:line="300"/>
-        <w:jc w:val="both"/>
-      </w:pPr>
-      <w:r>
-        <w:rPr>
-          <w:rFonts w:ascii="Times New Roman" w:cs="Times New Roman" w:eastAsia="Times New Roman" w:hAnsi="Times New Roman"/>
-          <w:b/>
-          <w:bCs/>
-          <w:sz w:val="26"/>
-          <w:szCs w:val="26"/>
-        </w:rPr>
-        <w:t xml:space="preserve">Что сделано.</w:t>
-      </w:r>
-      <w:r>
-        <w:rPr>
-          <w:rFonts w:ascii="Times New Roman" w:cs="Times New Roman" w:eastAsia="Times New Roman" w:hAnsi="Times New Roman"/>
-          <w:sz w:val="26"/>
-          <w:szCs w:val="26"/>
-        </w:rPr>
-        <w:t xml:space="preserve"> Таблицы сдвинуты ближе, колонки сужены: тип поля </w:t>
-      </w:r>
-      <w:r>
-        <w:rPr>
-          <w:rFonts w:ascii="Consolas" w:cs="Consolas" w:eastAsia="Consolas" w:hAnsi="Consolas"/>
-          <w:sz w:val="22"/>
-          <w:szCs w:val="22"/>
-        </w:rPr>
-        <w:t xml:space="preserve">status</w:t>
-      </w:r>
-      <w:r>
-        <w:rPr>
-          <w:rFonts w:ascii="Times New Roman" w:cs="Times New Roman" w:eastAsia="Times New Roman" w:hAnsi="Times New Roman"/>
-          <w:sz w:val="26"/>
-          <w:szCs w:val="26"/>
-        </w:rPr>
-        <w:t xml:space="preserve"> записан как </w:t>
-      </w:r>
-      <w:r>
-        <w:rPr>
-          <w:rFonts w:ascii="Consolas" w:cs="Consolas" w:eastAsia="Consolas" w:hAnsi="Consolas"/>
-          <w:sz w:val="22"/>
-          <w:szCs w:val="22"/>
-        </w:rPr>
-        <w:t xml:space="preserve">galaxy_status</w:t>
-      </w:r>
-      <w:r>
-        <w:rPr>
-          <w:rFonts w:ascii="Times New Roman" w:cs="Times New Roman" w:eastAsia="Times New Roman" w:hAnsi="Times New Roman"/>
-          <w:sz w:val="26"/>
-          <w:szCs w:val="26"/>
-        </w:rPr>
-        <w:t xml:space="preserve">, а перечисление значений вынесено в пояснение. Пояснение перенесено под таблицу </w:t>
-      </w:r>
-      <w:r>
-        <w:rPr>
-          <w:rFonts w:ascii="Consolas" w:cs="Consolas" w:eastAsia="Consolas" w:hAnsi="Consolas"/>
-          <w:sz w:val="22"/>
-          <w:szCs w:val="22"/>
-        </w:rPr>
-        <w:t xml:space="preserve">users</w:t>
-      </w:r>
-      <w:r>
-        <w:rPr>
-          <w:rFonts w:ascii="Times New Roman" w:cs="Times New Roman" w:eastAsia="Times New Roman" w:hAnsi="Times New Roman"/>
-          <w:sz w:val="26"/>
-          <w:szCs w:val="26"/>
-        </w:rPr>
-        <w:t xml:space="preserve"> — на пустое место справа.</w:t>
-      </w:r>
-    </w:p>
-    <w:p>
-      <w:pPr>
-        <w:pBdr>
-          <w:left w:val="single" w:color="808080" w:sz="18" w:space="8"/>
-        </w:pBdr>
-        <w:shd w:fill="F2F2F2" w:color="auto" w:val="clear"/>
-        <w:spacing w:after="160" w:before="60"/>
-        <w:ind w:left="200" w:right="200"/>
-      </w:pPr>
-      <w:r>
-        <w:rPr>
-          <w:rFonts w:ascii="Times New Roman" w:cs="Times New Roman" w:eastAsia="Times New Roman" w:hAnsi="Times New Roman"/>
-          <w:b/>
-          <w:bCs/>
-          <w:sz w:val="26"/>
-          <w:szCs w:val="26"/>
-        </w:rPr>
-        <w:t xml:space="preserve">Замечание преподавателя: </w:t>
-      </w:r>
-      <w:r>
-        <w:rPr>
-          <w:rFonts w:ascii="Times New Roman" w:cs="Times New Roman" w:eastAsia="Times New Roman" w:hAnsi="Times New Roman"/>
-          <w:i/>
-          <w:iCs/>
-          <w:sz w:val="26"/>
-          <w:szCs w:val="26"/>
-        </w:rPr>
-        <w:t xml:space="preserve">«правую тоже ровную сделать связь»</w:t>
-      </w:r>
-    </w:p>
-    <w:p>
-      <w:pPr>
-        <w:spacing w:after="120" w:line="300"/>
-        <w:jc w:val="both"/>
-      </w:pPr>
-      <w:r>
-        <w:rPr>
-          <w:rFonts w:ascii="Times New Roman" w:cs="Times New Roman" w:eastAsia="Times New Roman" w:hAnsi="Times New Roman"/>
-          <w:b/>
-          <w:bCs/>
-          <w:sz w:val="26"/>
-          <w:szCs w:val="26"/>
-        </w:rPr>
-        <w:t xml:space="preserve">Что сделано.</w:t>
-      </w:r>
-      <w:r>
-        <w:rPr>
-          <w:rFonts w:ascii="Times New Roman" w:cs="Times New Roman" w:eastAsia="Times New Roman" w:hAnsi="Times New Roman"/>
-          <w:sz w:val="26"/>
-          <w:szCs w:val="26"/>
-        </w:rPr>
-        <w:t xml:space="preserve"> Связь </w:t>
-      </w:r>
-      <w:r>
-        <w:rPr>
-          <w:rFonts w:ascii="Consolas" w:cs="Consolas" w:eastAsia="Consolas" w:hAnsi="Consolas"/>
-          <w:sz w:val="22"/>
-          <w:szCs w:val="22"/>
-        </w:rPr>
-        <w:t xml:space="preserve">users</w:t>
-      </w:r>
-      <w:r>
-        <w:rPr>
-          <w:rFonts w:ascii="Times New Roman" w:cs="Times New Roman" w:eastAsia="Times New Roman" w:hAnsi="Times New Roman"/>
-          <w:sz w:val="26"/>
-          <w:szCs w:val="26"/>
-        </w:rPr>
-        <w:t xml:space="preserve"> — </w:t>
-      </w:r>
-      <w:r>
-        <w:rPr>
-          <w:rFonts w:ascii="Consolas" w:cs="Consolas" w:eastAsia="Consolas" w:hAnsi="Consolas"/>
-          <w:sz w:val="22"/>
-          <w:szCs w:val="22"/>
-        </w:rPr>
-        <w:t xml:space="preserve">galaxy_likes</w:t>
-      </w:r>
-      <w:r>
-        <w:rPr>
-          <w:rFonts w:ascii="Times New Roman" w:cs="Times New Roman" w:eastAsia="Times New Roman" w:hAnsi="Times New Roman"/>
-          <w:sz w:val="26"/>
-          <w:szCs w:val="26"/>
-        </w:rPr>
-        <w:t xml:space="preserve"> теперь прямая вертикальная линия: таблица </w:t>
-      </w:r>
-      <w:r>
-        <w:rPr>
-          <w:rFonts w:ascii="Consolas" w:cs="Consolas" w:eastAsia="Consolas" w:hAnsi="Consolas"/>
-          <w:sz w:val="22"/>
-          <w:szCs w:val="22"/>
-        </w:rPr>
-        <w:t xml:space="preserve">galaxy_likes</w:t>
-      </w:r>
-      <w:r>
-        <w:rPr>
-          <w:rFonts w:ascii="Times New Roman" w:cs="Times New Roman" w:eastAsia="Times New Roman" w:hAnsi="Times New Roman"/>
-          <w:sz w:val="26"/>
-          <w:szCs w:val="26"/>
-        </w:rPr>
-        <w:t xml:space="preserve"> стоит ровно над </w:t>
-      </w:r>
-      <w:r>
-        <w:rPr>
-          <w:rFonts w:ascii="Consolas" w:cs="Consolas" w:eastAsia="Consolas" w:hAnsi="Consolas"/>
-          <w:sz w:val="22"/>
-          <w:szCs w:val="22"/>
-        </w:rPr>
-        <w:t xml:space="preserve">users</w:t>
-      </w:r>
-      <w:r>
-        <w:rPr>
-          <w:rFonts w:ascii="Times New Roman" w:cs="Times New Roman" w:eastAsia="Times New Roman" w:hAnsi="Times New Roman"/>
-          <w:sz w:val="26"/>
-          <w:szCs w:val="26"/>
-        </w:rPr>
-        <w:t xml:space="preserve">. Все три связи — прямые линии без изгибов.</w:t>
+        <w:t xml:space="preserve">Рисунок 28 — Переменная коллекции session_id со значением куки из браузера</w:t>
       </w:r>
     </w:p>
     <w:p>
@@ -10466,7 +9268,7 @@
       <w:r>
         <w:drawing>
           <wp:inline distT="0" distB="0" distL="0" distR="0">
-            <wp:extent cx="5943600" cy="3419475"/>
+            <wp:extent cx="5943600" cy="5133975"/>
             <wp:effectExtent t="0" r="0" b="0" l="0"/>
             <wp:docPr id="1" name="" descr="" title=""/>
             <wp:cNvGraphicFramePr>
@@ -10491,7 +9293,7 @@
                   <pic:spPr bwMode="auto">
                     <a:xfrm>
                       <a:off x="0" y="0"/>
-                      <a:ext cx="5943600" cy="3419475"/>
+                      <a:ext cx="5943600" cy="5133975"/>
                     </a:xfrm>
                     <a:prstGeom prst="rect">
                       <a:avLst/>
@@ -10517,7 +9319,196 @@
           <w:sz w:val="24"/>
           <w:szCs w:val="24"/>
         </w:rPr>
-        <w:t xml:space="preserve">Рисунок 35 — Исправленная ER-диаграмма</w:t>
+        <w:t xml:space="preserve">Рисунок 29 — Postman, гость: GET /api/galaxies — 200, заголовок Cookie включён (белая галочка)</w:t>
+      </w:r>
+    </w:p>
+    <w:p>
+      <w:pPr>
+        <w:keepNext/>
+        <w:spacing w:after="60" w:before="120"/>
+        <w:jc w:val="center"/>
+      </w:pPr>
+      <w:r>
+        <w:drawing>
+          <wp:inline distT="0" distB="0" distL="0" distR="0">
+            <wp:extent cx="5943600" cy="2295525"/>
+            <wp:effectExtent t="0" r="0" b="0" l="0"/>
+            <wp:docPr id="1" name="" descr="" title=""/>
+            <wp:cNvGraphicFramePr>
+              <a:graphicFrameLocks xmlns:a="http://schemas.openxmlformats.org/drawingml/2006/main" noChangeAspect="1"/>
+            </wp:cNvGraphicFramePr>
+            <a:graphic xmlns:a="http://schemas.openxmlformats.org/drawingml/2006/main">
+              <a:graphicData uri="http://schemas.openxmlformats.org/drawingml/2006/picture">
+                <pic:pic xmlns:pic="http://schemas.openxmlformats.org/drawingml/2006/picture">
+                  <pic:nvPicPr>
+                    <pic:cNvPr id="0" name="" descr=""/>
+                    <pic:cNvPicPr>
+                      <a:picLocks noChangeAspect="1" noChangeArrowheads="1"/>
+                    </pic:cNvPicPr>
+                  </pic:nvPicPr>
+                  <pic:blipFill>
+                    <a:blip r:embed="rId36" cstate="none"/>
+                    <a:srcRect/>
+                    <a:stretch>
+                      <a:fillRect/>
+                    </a:stretch>
+                  </pic:blipFill>
+                  <pic:spPr bwMode="auto">
+                    <a:xfrm>
+                      <a:off x="0" y="0"/>
+                      <a:ext cx="5943600" cy="2295525"/>
+                    </a:xfrm>
+                    <a:prstGeom prst="rect">
+                      <a:avLst/>
+                    </a:prstGeom>
+                  </pic:spPr>
+                </pic:pic>
+              </a:graphicData>
+            </a:graphic>
+          </wp:inline>
+        </w:drawing>
+      </w:r>
+    </w:p>
+    <w:p>
+      <w:pPr>
+        <w:spacing w:after="240"/>
+        <w:jc w:val="center"/>
+      </w:pPr>
+      <w:r>
+        <w:rPr>
+          <w:rFonts w:ascii="Times New Roman" w:cs="Times New Roman" w:eastAsia="Times New Roman" w:hAnsi="Times New Roman"/>
+          <w:i/>
+          <w:iCs/>
+          <w:sz w:val="24"/>
+          <w:szCs w:val="24"/>
+        </w:rPr>
+        <w:t xml:space="preserve">Рисунок 30 — Postman, гость: PUT /api/galaxies/draft/publish — 401</w:t>
+      </w:r>
+    </w:p>
+    <w:p>
+      <w:pPr>
+        <w:keepNext/>
+        <w:spacing w:after="60" w:before="120"/>
+        <w:jc w:val="center"/>
+      </w:pPr>
+      <w:r>
+        <w:drawing>
+          <wp:inline distT="0" distB="0" distL="0" distR="0">
+            <wp:extent cx="5943600" cy="4552950"/>
+            <wp:effectExtent t="0" r="0" b="0" l="0"/>
+            <wp:docPr id="1" name="" descr="" title=""/>
+            <wp:cNvGraphicFramePr>
+              <a:graphicFrameLocks xmlns:a="http://schemas.openxmlformats.org/drawingml/2006/main" noChangeAspect="1"/>
+            </wp:cNvGraphicFramePr>
+            <a:graphic xmlns:a="http://schemas.openxmlformats.org/drawingml/2006/main">
+              <a:graphicData uri="http://schemas.openxmlformats.org/drawingml/2006/picture">
+                <pic:pic xmlns:pic="http://schemas.openxmlformats.org/drawingml/2006/picture">
+                  <pic:nvPicPr>
+                    <pic:cNvPr id="0" name="" descr=""/>
+                    <pic:cNvPicPr>
+                      <a:picLocks noChangeAspect="1" noChangeArrowheads="1"/>
+                    </pic:cNvPicPr>
+                  </pic:nvPicPr>
+                  <pic:blipFill>
+                    <a:blip r:embed="rId37" cstate="none"/>
+                    <a:srcRect/>
+                    <a:stretch>
+                      <a:fillRect/>
+                    </a:stretch>
+                  </pic:blipFill>
+                  <pic:spPr bwMode="auto">
+                    <a:xfrm>
+                      <a:off x="0" y="0"/>
+                      <a:ext cx="5943600" cy="4552950"/>
+                    </a:xfrm>
+                    <a:prstGeom prst="rect">
+                      <a:avLst/>
+                    </a:prstGeom>
+                  </pic:spPr>
+                </pic:pic>
+              </a:graphicData>
+            </a:graphic>
+          </wp:inline>
+        </w:drawing>
+      </w:r>
+    </w:p>
+    <w:p>
+      <w:pPr>
+        <w:spacing w:after="240"/>
+        <w:jc w:val="center"/>
+      </w:pPr>
+      <w:r>
+        <w:rPr>
+          <w:rFonts w:ascii="Times New Roman" w:cs="Times New Roman" w:eastAsia="Times New Roman" w:hAnsi="Times New Roman"/>
+          <w:i/>
+          <w:iCs/>
+          <w:sz w:val="24"/>
+          <w:szCs w:val="24"/>
+        </w:rPr>
+        <w:t xml:space="preserve">Рисунок 31 — Postman, авторизованный: GET /api/galaxies — 200, is_mine = 1</w:t>
+      </w:r>
+    </w:p>
+    <w:p>
+      <w:pPr>
+        <w:keepNext/>
+        <w:spacing w:after="60" w:before="120"/>
+        <w:jc w:val="center"/>
+      </w:pPr>
+      <w:r>
+        <w:drawing>
+          <wp:inline distT="0" distB="0" distL="0" distR="0">
+            <wp:extent cx="5943600" cy="4733925"/>
+            <wp:effectExtent t="0" r="0" b="0" l="0"/>
+            <wp:docPr id="1" name="" descr="" title=""/>
+            <wp:cNvGraphicFramePr>
+              <a:graphicFrameLocks xmlns:a="http://schemas.openxmlformats.org/drawingml/2006/main" noChangeAspect="1"/>
+            </wp:cNvGraphicFramePr>
+            <a:graphic xmlns:a="http://schemas.openxmlformats.org/drawingml/2006/main">
+              <a:graphicData uri="http://schemas.openxmlformats.org/drawingml/2006/picture">
+                <pic:pic xmlns:pic="http://schemas.openxmlformats.org/drawingml/2006/picture">
+                  <pic:nvPicPr>
+                    <pic:cNvPr id="0" name="" descr=""/>
+                    <pic:cNvPicPr>
+                      <a:picLocks noChangeAspect="1" noChangeArrowheads="1"/>
+                    </pic:cNvPicPr>
+                  </pic:nvPicPr>
+                  <pic:blipFill>
+                    <a:blip r:embed="rId38" cstate="none"/>
+                    <a:srcRect/>
+                    <a:stretch>
+                      <a:fillRect/>
+                    </a:stretch>
+                  </pic:blipFill>
+                  <pic:spPr bwMode="auto">
+                    <a:xfrm>
+                      <a:off x="0" y="0"/>
+                      <a:ext cx="5943600" cy="4733925"/>
+                    </a:xfrm>
+                    <a:prstGeom prst="rect">
+                      <a:avLst/>
+                    </a:prstGeom>
+                  </pic:spPr>
+                </pic:pic>
+              </a:graphicData>
+            </a:graphic>
+          </wp:inline>
+        </w:drawing>
+      </w:r>
+    </w:p>
+    <w:p>
+      <w:pPr>
+        <w:spacing w:after="240"/>
+        <w:jc w:val="center"/>
+      </w:pPr>
+      <w:r>
+        <w:rPr>
+          <w:rFonts w:ascii="Times New Roman" w:cs="Times New Roman" w:eastAsia="Times New Roman" w:hAnsi="Times New Roman"/>
+          <w:i/>
+          <w:iCs/>
+          <w:sz w:val="24"/>
+          <w:szCs w:val="24"/>
+        </w:rPr>
+        <w:t xml:space="preserve">Рисунок 32 — Postman, авторизованный: PUT /api/galaxies/draft/publish — 200, поля обновлены</w:t>
       </w:r>
     </w:p>
     <w:p>
@@ -10525,7 +9516,7 @@
         <w:pStyle w:val="Heading1"/>
       </w:pPr>
       <w:r>
-        <w:t xml:space="preserve">6. Диаграмма классов</w:t>
+        <w:t xml:space="preserve">3. Lua-скрипт для Redis</w:t>
       </w:r>
     </w:p>
     <w:p>
@@ -10555,7 +9546,628 @@
           <w:sz w:val="26"/>
           <w:szCs w:val="26"/>
         </w:rPr>
-        <w:t xml:space="preserve">«ТЫ СМОТРЕЛА ПРИМЕР?»</w:t>
+        <w:t xml:space="preserve">«скрипт Lua не сделал»</w:t>
+      </w:r>
+    </w:p>
+    <w:p>
+      <w:pPr>
+        <w:spacing w:after="120" w:line="300"/>
+        <w:jc w:val="both"/>
+      </w:pPr>
+      <w:r>
+        <w:rPr>
+          <w:rFonts w:ascii="Times New Roman" w:cs="Times New Roman" w:eastAsia="Times New Roman" w:hAnsi="Times New Roman"/>
+          <w:b/>
+          <w:bCs/>
+          <w:sz w:val="26"/>
+          <w:szCs w:val="26"/>
+        </w:rPr>
+        <w:t xml:space="preserve">Что сделано.</w:t>
+      </w:r>
+      <w:r>
+        <w:rPr>
+          <w:rFonts w:ascii="Times New Roman" w:cs="Times New Roman" w:eastAsia="Times New Roman" w:hAnsi="Times New Roman"/>
+          <w:sz w:val="26"/>
+          <w:szCs w:val="26"/>
+        </w:rPr>
+        <w:t xml:space="preserve"> Добавлен Lua-скрипт </w:t>
+      </w:r>
+      <w:r>
+        <w:rPr>
+          <w:rFonts w:ascii="Consolas" w:cs="Consolas" w:eastAsia="Consolas" w:hAnsi="Consolas"/>
+          <w:sz w:val="22"/>
+          <w:szCs w:val="22"/>
+        </w:rPr>
+        <w:t xml:space="preserve">redis/sessions.lua</w:t>
+      </w:r>
+      <w:r>
+        <w:rPr>
+          <w:rFonts w:ascii="Times New Roman" w:cs="Times New Roman" w:eastAsia="Times New Roman" w:hAnsi="Times New Roman"/>
+          <w:sz w:val="26"/>
+          <w:szCs w:val="26"/>
+        </w:rPr>
+        <w:t xml:space="preserve">. Redis выполняет его у себя (команда </w:t>
+      </w:r>
+      <w:r>
+        <w:rPr>
+          <w:rFonts w:ascii="Consolas" w:cs="Consolas" w:eastAsia="Consolas" w:hAnsi="Consolas"/>
+          <w:sz w:val="22"/>
+          <w:szCs w:val="22"/>
+        </w:rPr>
+        <w:t xml:space="preserve">--eval</w:t>
+      </w:r>
+      <w:r>
+        <w:rPr>
+          <w:rFonts w:ascii="Times New Roman" w:cs="Times New Roman" w:eastAsia="Times New Roman" w:hAnsi="Times New Roman"/>
+          <w:sz w:val="26"/>
+          <w:szCs w:val="26"/>
+        </w:rPr>
+        <w:t xml:space="preserve">) и возвращает все сессии: ключ, пользователя сессии и сколько секунд сессии осталось жить.</w:t>
+      </w:r>
+    </w:p>
+    <w:p>
+      <w:pPr>
+        <w:pBdr>
+          <w:left w:val="single" w:color="999999" w:sz="12" w:space="6"/>
+        </w:pBdr>
+        <w:shd w:fill="F3F3F3" w:color="auto" w:val="clear"/>
+        <w:spacing w:after="0" w:before="80" w:line="240"/>
+        <w:ind w:left="120"/>
+      </w:pPr>
+      <w:r>
+        <w:rPr>
+          <w:rFonts w:ascii="Consolas" w:cs="Consolas" w:eastAsia="Consolas" w:hAnsi="Consolas"/>
+          <w:sz w:val="18"/>
+          <w:szCs w:val="18"/>
+        </w:rPr>
+        <w:t xml:space="preserve">-- Все сессии в Redis: ключ, пользователь сессии и сколько секунд ей осталось жить.</w:t>
+      </w:r>
+    </w:p>
+    <w:p>
+      <w:pPr>
+        <w:pBdr>
+          <w:left w:val="single" w:color="999999" w:sz="12" w:space="6"/>
+        </w:pBdr>
+        <w:shd w:fill="F3F3F3" w:color="auto" w:val="clear"/>
+        <w:spacing w:after="0" w:before="0" w:line="240"/>
+        <w:ind w:left="120"/>
+      </w:pPr>
+      <w:r>
+        <w:rPr>
+          <w:rFonts w:ascii="Consolas" w:cs="Consolas" w:eastAsia="Consolas" w:hAnsi="Consolas"/>
+          <w:sz w:val="18"/>
+          <w:szCs w:val="18"/>
+        </w:rPr>
+        <w:t xml:space="preserve">local result = {}</w:t>
+      </w:r>
+    </w:p>
+    <w:p>
+      <w:pPr>
+        <w:pBdr>
+          <w:left w:val="single" w:color="999999" w:sz="12" w:space="6"/>
+        </w:pBdr>
+        <w:shd w:fill="F3F3F3" w:color="auto" w:val="clear"/>
+        <w:spacing w:after="0" w:before="0" w:line="240"/>
+        <w:ind w:left="120"/>
+      </w:pPr>
+      <w:r>
+        <w:rPr>
+          <w:rFonts w:ascii="Consolas" w:cs="Consolas" w:eastAsia="Consolas" w:hAnsi="Consolas"/>
+          <w:sz w:val="18"/>
+          <w:szCs w:val="18"/>
+        </w:rPr>
+        <w:t xml:space="preserve">local keys = redis.call('KEYS', 'session:*')</w:t>
+      </w:r>
+    </w:p>
+    <w:p>
+      <w:pPr>
+        <w:pBdr>
+          <w:left w:val="single" w:color="999999" w:sz="12" w:space="6"/>
+        </w:pBdr>
+        <w:shd w:fill="F3F3F3" w:color="auto" w:val="clear"/>
+        <w:spacing w:after="0" w:before="0" w:line="240"/>
+        <w:ind w:left="120"/>
+      </w:pPr>
+      <w:r>
+        <w:rPr>
+          <w:rFonts w:ascii="Consolas" w:cs="Consolas" w:eastAsia="Consolas" w:hAnsi="Consolas"/>
+          <w:sz w:val="18"/>
+          <w:szCs w:val="18"/>
+        </w:rPr>
+        <w:t xml:space="preserve">for _, key in ipairs(keys) do</w:t>
+      </w:r>
+    </w:p>
+    <w:p>
+      <w:pPr>
+        <w:pBdr>
+          <w:left w:val="single" w:color="999999" w:sz="12" w:space="6"/>
+        </w:pBdr>
+        <w:shd w:fill="F3F3F3" w:color="auto" w:val="clear"/>
+        <w:spacing w:after="0" w:before="0" w:line="240"/>
+        <w:ind w:left="120"/>
+      </w:pPr>
+      <w:r>
+        <w:rPr>
+          <w:rFonts w:ascii="Consolas" w:cs="Consolas" w:eastAsia="Consolas" w:hAnsi="Consolas"/>
+          <w:sz w:val="18"/>
+          <w:szCs w:val="18"/>
+        </w:rPr>
+        <w:t xml:space="preserve">  local session = cjson.decode(redis.call('GET', key))</w:t>
+      </w:r>
+    </w:p>
+    <w:p>
+      <w:pPr>
+        <w:pBdr>
+          <w:left w:val="single" w:color="999999" w:sz="12" w:space="6"/>
+        </w:pBdr>
+        <w:shd w:fill="F3F3F3" w:color="auto" w:val="clear"/>
+        <w:spacing w:after="0" w:before="0" w:line="240"/>
+        <w:ind w:left="120"/>
+      </w:pPr>
+      <w:r>
+        <w:rPr>
+          <w:rFonts w:ascii="Consolas" w:cs="Consolas" w:eastAsia="Consolas" w:hAnsi="Consolas"/>
+          <w:sz w:val="18"/>
+          <w:szCs w:val="18"/>
+        </w:rPr>
+        <w:t xml:space="preserve">  table.insert(result, key)</w:t>
+      </w:r>
+    </w:p>
+    <w:p>
+      <w:pPr>
+        <w:pBdr>
+          <w:left w:val="single" w:color="999999" w:sz="12" w:space="6"/>
+        </w:pBdr>
+        <w:shd w:fill="F3F3F3" w:color="auto" w:val="clear"/>
+        <w:spacing w:after="0" w:before="0" w:line="240"/>
+        <w:ind w:left="120"/>
+      </w:pPr>
+      <w:r>
+        <w:rPr>
+          <w:rFonts w:ascii="Consolas" w:cs="Consolas" w:eastAsia="Consolas" w:hAnsi="Consolas"/>
+          <w:sz w:val="18"/>
+          <w:szCs w:val="18"/>
+        </w:rPr>
+        <w:t xml:space="preserve">  table.insert(result, 'user_id = ' .. session.user_id .. ', username = ' .. session.username)</w:t>
+      </w:r>
+    </w:p>
+    <w:p>
+      <w:pPr>
+        <w:pBdr>
+          <w:left w:val="single" w:color="999999" w:sz="12" w:space="6"/>
+        </w:pBdr>
+        <w:shd w:fill="F3F3F3" w:color="auto" w:val="clear"/>
+        <w:spacing w:after="0" w:before="0" w:line="240"/>
+        <w:ind w:left="120"/>
+      </w:pPr>
+      <w:r>
+        <w:rPr>
+          <w:rFonts w:ascii="Consolas" w:cs="Consolas" w:eastAsia="Consolas" w:hAnsi="Consolas"/>
+          <w:sz w:val="18"/>
+          <w:szCs w:val="18"/>
+        </w:rPr>
+        <w:t xml:space="preserve">  table.insert(result, 'TTL = ' .. redis.call('TTL', key) .. ' s')</w:t>
+      </w:r>
+    </w:p>
+    <w:p>
+      <w:pPr>
+        <w:pBdr>
+          <w:left w:val="single" w:color="999999" w:sz="12" w:space="6"/>
+        </w:pBdr>
+        <w:shd w:fill="F3F3F3" w:color="auto" w:val="clear"/>
+        <w:spacing w:after="0" w:before="0" w:line="240"/>
+        <w:ind w:left="120"/>
+      </w:pPr>
+      <w:r>
+        <w:rPr>
+          <w:rFonts w:ascii="Consolas" w:cs="Consolas" w:eastAsia="Consolas" w:hAnsi="Consolas"/>
+          <w:sz w:val="18"/>
+          <w:szCs w:val="18"/>
+        </w:rPr>
+        <w:t xml:space="preserve">end</w:t>
+      </w:r>
+    </w:p>
+    <w:p>
+      <w:pPr>
+        <w:pBdr>
+          <w:left w:val="single" w:color="999999" w:sz="12" w:space="6"/>
+        </w:pBdr>
+        <w:shd w:fill="F3F3F3" w:color="auto" w:val="clear"/>
+        <w:spacing w:after="0" w:before="0" w:line="240"/>
+        <w:ind w:left="120"/>
+      </w:pPr>
+      <w:r>
+        <w:rPr>
+          <w:rFonts w:ascii="Consolas" w:cs="Consolas" w:eastAsia="Consolas" w:hAnsi="Consolas"/>
+          <w:sz w:val="18"/>
+          <w:szCs w:val="18"/>
+        </w:rPr>
+        <w:t xml:space="preserve">if #result == 0 then</w:t>
+      </w:r>
+    </w:p>
+    <w:p>
+      <w:pPr>
+        <w:pBdr>
+          <w:left w:val="single" w:color="999999" w:sz="12" w:space="6"/>
+        </w:pBdr>
+        <w:shd w:fill="F3F3F3" w:color="auto" w:val="clear"/>
+        <w:spacing w:after="0" w:before="0" w:line="240"/>
+        <w:ind w:left="120"/>
+      </w:pPr>
+      <w:r>
+        <w:rPr>
+          <w:rFonts w:ascii="Consolas" w:cs="Consolas" w:eastAsia="Consolas" w:hAnsi="Consolas"/>
+          <w:sz w:val="18"/>
+          <w:szCs w:val="18"/>
+        </w:rPr>
+        <w:t xml:space="preserve">  return 'no sessions'</w:t>
+      </w:r>
+    </w:p>
+    <w:p>
+      <w:pPr>
+        <w:pBdr>
+          <w:left w:val="single" w:color="999999" w:sz="12" w:space="6"/>
+        </w:pBdr>
+        <w:shd w:fill="F3F3F3" w:color="auto" w:val="clear"/>
+        <w:spacing w:after="0" w:before="0" w:line="240"/>
+        <w:ind w:left="120"/>
+      </w:pPr>
+      <w:r>
+        <w:rPr>
+          <w:rFonts w:ascii="Consolas" w:cs="Consolas" w:eastAsia="Consolas" w:hAnsi="Consolas"/>
+          <w:sz w:val="18"/>
+          <w:szCs w:val="18"/>
+        </w:rPr>
+        <w:t xml:space="preserve">end</w:t>
+      </w:r>
+    </w:p>
+    <w:p>
+      <w:pPr>
+        <w:pBdr>
+          <w:left w:val="single" w:color="999999" w:sz="12" w:space="6"/>
+        </w:pBdr>
+        <w:shd w:fill="F3F3F3" w:color="auto" w:val="clear"/>
+        <w:spacing w:after="160" w:before="0" w:line="240"/>
+        <w:ind w:left="120"/>
+      </w:pPr>
+      <w:r>
+        <w:rPr>
+          <w:rFonts w:ascii="Consolas" w:cs="Consolas" w:eastAsia="Consolas" w:hAnsi="Consolas"/>
+          <w:sz w:val="18"/>
+          <w:szCs w:val="18"/>
+        </w:rPr>
+        <w:t xml:space="preserve">return result</w:t>
+      </w:r>
+    </w:p>
+    <w:p>
+      <w:pPr>
+        <w:pStyle w:val="ListParagraph"/>
+        <w:numPr>
+          <w:ilvl w:val="0"/>
+          <w:numId w:val="2"/>
+        </w:numPr>
+        <w:spacing w:after="60" w:line="290"/>
+      </w:pPr>
+      <w:r>
+        <w:rPr>
+          <w:rFonts w:ascii="Consolas" w:cs="Consolas" w:eastAsia="Consolas" w:hAnsi="Consolas"/>
+          <w:sz w:val="22"/>
+          <w:szCs w:val="22"/>
+        </w:rPr>
+        <w:t xml:space="preserve">redis.call('KEYS', 'session:*')</w:t>
+      </w:r>
+      <w:r>
+        <w:rPr>
+          <w:rFonts w:ascii="Times New Roman" w:cs="Times New Roman" w:eastAsia="Times New Roman" w:hAnsi="Times New Roman"/>
+          <w:sz w:val="26"/>
+          <w:szCs w:val="26"/>
+        </w:rPr>
+        <w:t xml:space="preserve"> — все ключи сессий;</w:t>
+      </w:r>
+    </w:p>
+    <w:p>
+      <w:pPr>
+        <w:pStyle w:val="ListParagraph"/>
+        <w:numPr>
+          <w:ilvl w:val="0"/>
+          <w:numId w:val="2"/>
+        </w:numPr>
+        <w:spacing w:after="60" w:line="290"/>
+      </w:pPr>
+      <w:r>
+        <w:rPr>
+          <w:rFonts w:ascii="Consolas" w:cs="Consolas" w:eastAsia="Consolas" w:hAnsi="Consolas"/>
+          <w:sz w:val="22"/>
+          <w:szCs w:val="22"/>
+        </w:rPr>
+        <w:t xml:space="preserve">cjson.decode(redis.call('GET', key))</w:t>
+      </w:r>
+      <w:r>
+        <w:rPr>
+          <w:rFonts w:ascii="Times New Roman" w:cs="Times New Roman" w:eastAsia="Times New Roman" w:hAnsi="Times New Roman"/>
+          <w:sz w:val="26"/>
+          <w:szCs w:val="26"/>
+        </w:rPr>
+        <w:t xml:space="preserve"> — значение сессии (JSON) разбирается в таблицу Lua, из неё берутся </w:t>
+      </w:r>
+      <w:r>
+        <w:rPr>
+          <w:rFonts w:ascii="Consolas" w:cs="Consolas" w:eastAsia="Consolas" w:hAnsi="Consolas"/>
+          <w:sz w:val="22"/>
+          <w:szCs w:val="22"/>
+        </w:rPr>
+        <w:t xml:space="preserve">user_id</w:t>
+      </w:r>
+      <w:r>
+        <w:rPr>
+          <w:rFonts w:ascii="Times New Roman" w:cs="Times New Roman" w:eastAsia="Times New Roman" w:hAnsi="Times New Roman"/>
+          <w:sz w:val="26"/>
+          <w:szCs w:val="26"/>
+        </w:rPr>
+        <w:t xml:space="preserve"> и </w:t>
+      </w:r>
+      <w:r>
+        <w:rPr>
+          <w:rFonts w:ascii="Consolas" w:cs="Consolas" w:eastAsia="Consolas" w:hAnsi="Consolas"/>
+          <w:sz w:val="22"/>
+          <w:szCs w:val="22"/>
+        </w:rPr>
+        <w:t xml:space="preserve">username</w:t>
+      </w:r>
+      <w:r>
+        <w:rPr>
+          <w:rFonts w:ascii="Times New Roman" w:cs="Times New Roman" w:eastAsia="Times New Roman" w:hAnsi="Times New Roman"/>
+          <w:sz w:val="26"/>
+          <w:szCs w:val="26"/>
+        </w:rPr>
+        <w:t xml:space="preserve">;</w:t>
+      </w:r>
+    </w:p>
+    <w:p>
+      <w:pPr>
+        <w:pStyle w:val="ListParagraph"/>
+        <w:numPr>
+          <w:ilvl w:val="0"/>
+          <w:numId w:val="2"/>
+        </w:numPr>
+        <w:spacing w:after="60" w:line="290"/>
+      </w:pPr>
+      <w:r>
+        <w:rPr>
+          <w:rFonts w:ascii="Consolas" w:cs="Consolas" w:eastAsia="Consolas" w:hAnsi="Consolas"/>
+          <w:sz w:val="22"/>
+          <w:szCs w:val="22"/>
+        </w:rPr>
+        <w:t xml:space="preserve">redis.call('TTL', key)</w:t>
+      </w:r>
+      <w:r>
+        <w:rPr>
+          <w:rFonts w:ascii="Times New Roman" w:cs="Times New Roman" w:eastAsia="Times New Roman" w:hAnsi="Times New Roman"/>
+          <w:sz w:val="26"/>
+          <w:szCs w:val="26"/>
+        </w:rPr>
+        <w:t xml:space="preserve"> — сколько секунд осталось до удаления сессии.</w:t>
+      </w:r>
+    </w:p>
+    <w:p>
+      <w:pPr>
+        <w:spacing w:after="120" w:line="300"/>
+        <w:jc w:val="both"/>
+      </w:pPr>
+      <w:r>
+        <w:rPr>
+          <w:rFonts w:ascii="Times New Roman" w:cs="Times New Roman" w:eastAsia="Times New Roman" w:hAnsi="Times New Roman"/>
+          <w:sz w:val="26"/>
+          <w:szCs w:val="26"/>
+        </w:rPr>
+        <w:t xml:space="preserve">Папка </w:t>
+      </w:r>
+      <w:r>
+        <w:rPr>
+          <w:rFonts w:ascii="Consolas" w:cs="Consolas" w:eastAsia="Consolas" w:hAnsi="Consolas"/>
+          <w:sz w:val="22"/>
+          <w:szCs w:val="22"/>
+        </w:rPr>
+        <w:t xml:space="preserve">redis</w:t>
+      </w:r>
+      <w:r>
+        <w:rPr>
+          <w:rFonts w:ascii="Times New Roman" w:cs="Times New Roman" w:eastAsia="Times New Roman" w:hAnsi="Times New Roman"/>
+          <w:sz w:val="26"/>
+          <w:szCs w:val="26"/>
+        </w:rPr>
+        <w:t xml:space="preserve"> подключена в контейнер Redis как </w:t>
+      </w:r>
+      <w:r>
+        <w:rPr>
+          <w:rFonts w:ascii="Consolas" w:cs="Consolas" w:eastAsia="Consolas" w:hAnsi="Consolas"/>
+          <w:sz w:val="22"/>
+          <w:szCs w:val="22"/>
+        </w:rPr>
+        <w:t xml:space="preserve">/scripts</w:t>
+      </w:r>
+      <w:r>
+        <w:rPr>
+          <w:rFonts w:ascii="Times New Roman" w:cs="Times New Roman" w:eastAsia="Times New Roman" w:hAnsi="Times New Roman"/>
+          <w:sz w:val="26"/>
+          <w:szCs w:val="26"/>
+        </w:rPr>
+        <w:t xml:space="preserve"> (в </w:t>
+      </w:r>
+      <w:r>
+        <w:rPr>
+          <w:rFonts w:ascii="Consolas" w:cs="Consolas" w:eastAsia="Consolas" w:hAnsi="Consolas"/>
+          <w:sz w:val="22"/>
+          <w:szCs w:val="22"/>
+        </w:rPr>
+        <w:t xml:space="preserve">docker-compose.yml</w:t>
+      </w:r>
+      <w:r>
+        <w:rPr>
+          <w:rFonts w:ascii="Times New Roman" w:cs="Times New Roman" w:eastAsia="Times New Roman" w:hAnsi="Times New Roman"/>
+          <w:sz w:val="26"/>
+          <w:szCs w:val="26"/>
+        </w:rPr>
+        <w:t xml:space="preserve">: </w:t>
+      </w:r>
+      <w:r>
+        <w:rPr>
+          <w:rFonts w:ascii="Consolas" w:cs="Consolas" w:eastAsia="Consolas" w:hAnsi="Consolas"/>
+          <w:sz w:val="22"/>
+          <w:szCs w:val="22"/>
+        </w:rPr>
+        <w:t xml:space="preserve">./redis:/scripts:ro</w:t>
+      </w:r>
+      <w:r>
+        <w:rPr>
+          <w:rFonts w:ascii="Times New Roman" w:cs="Times New Roman" w:eastAsia="Times New Roman" w:hAnsi="Times New Roman"/>
+          <w:sz w:val="26"/>
+          <w:szCs w:val="26"/>
+        </w:rPr>
+        <w:t xml:space="preserve">). Запуск из cmd:</w:t>
+      </w:r>
+    </w:p>
+    <w:p>
+      <w:pPr>
+        <w:pBdr>
+          <w:left w:val="single" w:color="999999" w:sz="12" w:space="6"/>
+        </w:pBdr>
+        <w:shd w:fill="F3F3F3" w:color="auto" w:val="clear"/>
+        <w:spacing w:after="0" w:before="80" w:line="240"/>
+        <w:ind w:left="120"/>
+      </w:pPr>
+      <w:r>
+        <w:rPr>
+          <w:rFonts w:ascii="Consolas" w:cs="Consolas" w:eastAsia="Consolas" w:hAnsi="Consolas"/>
+          <w:sz w:val="18"/>
+          <w:szCs w:val="18"/>
+        </w:rPr>
+        <w:t xml:space="preserve">docker exec -it galaxy_redis redis-cli --eval /scripts/sessions.lua</w:t>
+      </w:r>
+    </w:p>
+    <w:p>
+      <w:pPr>
+        <w:pBdr>
+          <w:left w:val="single" w:color="999999" w:sz="12" w:space="6"/>
+        </w:pBdr>
+        <w:shd w:fill="F3F3F3" w:color="auto" w:val="clear"/>
+        <w:spacing w:after="0" w:before="0" w:line="240"/>
+        <w:ind w:left="120"/>
+      </w:pPr>
+      <w:r>
+        <w:rPr>
+          <w:rFonts w:ascii="Consolas" w:cs="Consolas" w:eastAsia="Consolas" w:hAnsi="Consolas"/>
+          <w:sz w:val="18"/>
+          <w:szCs w:val="18"/>
+        </w:rPr>
+        <w:t xml:space="preserve">1) "session:A57NM0W9O27Ys9eWJz1E3vbtJSKVc7cYUuQ8E9EyrfY"</w:t>
+      </w:r>
+    </w:p>
+    <w:p>
+      <w:pPr>
+        <w:pBdr>
+          <w:left w:val="single" w:color="999999" w:sz="12" w:space="6"/>
+        </w:pBdr>
+        <w:shd w:fill="F3F3F3" w:color="auto" w:val="clear"/>
+        <w:spacing w:after="0" w:before="0" w:line="240"/>
+        <w:ind w:left="120"/>
+      </w:pPr>
+      <w:r>
+        <w:rPr>
+          <w:rFonts w:ascii="Consolas" w:cs="Consolas" w:eastAsia="Consolas" w:hAnsi="Consolas"/>
+          <w:sz w:val="18"/>
+          <w:szCs w:val="18"/>
+        </w:rPr>
+        <w:t xml:space="preserve">2) "user_id = 1, username = veronika"</w:t>
+      </w:r>
+    </w:p>
+    <w:p>
+      <w:pPr>
+        <w:pBdr>
+          <w:left w:val="single" w:color="999999" w:sz="12" w:space="6"/>
+        </w:pBdr>
+        <w:shd w:fill="F3F3F3" w:color="auto" w:val="clear"/>
+        <w:spacing w:after="160" w:before="0" w:line="240"/>
+        <w:ind w:left="120"/>
+      </w:pPr>
+      <w:r>
+        <w:rPr>
+          <w:rFonts w:ascii="Consolas" w:cs="Consolas" w:eastAsia="Consolas" w:hAnsi="Consolas"/>
+          <w:sz w:val="18"/>
+          <w:szCs w:val="18"/>
+        </w:rPr>
+        <w:t xml:space="preserve">3) "TTL = 86231 s"</w:t>
+      </w:r>
+    </w:p>
+    <w:p>
+      <w:pPr>
+        <w:keepNext/>
+        <w:spacing w:after="60" w:before="120"/>
+        <w:jc w:val="center"/>
+      </w:pPr>
+      <w:r>
+        <w:drawing>
+          <wp:inline distT="0" distB="0" distL="0" distR="0">
+            <wp:extent cx="5943600" cy="638175"/>
+            <wp:effectExtent t="0" r="0" b="0" l="0"/>
+            <wp:docPr id="1" name="" descr="" title=""/>
+            <wp:cNvGraphicFramePr>
+              <a:graphicFrameLocks xmlns:a="http://schemas.openxmlformats.org/drawingml/2006/main" noChangeAspect="1"/>
+            </wp:cNvGraphicFramePr>
+            <a:graphic xmlns:a="http://schemas.openxmlformats.org/drawingml/2006/main">
+              <a:graphicData uri="http://schemas.openxmlformats.org/drawingml/2006/picture">
+                <pic:pic xmlns:pic="http://schemas.openxmlformats.org/drawingml/2006/picture">
+                  <pic:nvPicPr>
+                    <pic:cNvPr id="0" name="" descr=""/>
+                    <pic:cNvPicPr>
+                      <a:picLocks noChangeAspect="1" noChangeArrowheads="1"/>
+                    </pic:cNvPicPr>
+                  </pic:nvPicPr>
+                  <pic:blipFill>
+                    <a:blip r:embed="rId39" cstate="none"/>
+                    <a:srcRect/>
+                    <a:stretch>
+                      <a:fillRect/>
+                    </a:stretch>
+                  </pic:blipFill>
+                  <pic:spPr bwMode="auto">
+                    <a:xfrm>
+                      <a:off x="0" y="0"/>
+                      <a:ext cx="5943600" cy="638175"/>
+                    </a:xfrm>
+                    <a:prstGeom prst="rect">
+                      <a:avLst/>
+                    </a:prstGeom>
+                  </pic:spPr>
+                </pic:pic>
+              </a:graphicData>
+            </a:graphic>
+          </wp:inline>
+        </w:drawing>
+      </w:r>
+    </w:p>
+    <w:p>
+      <w:pPr>
+        <w:spacing w:after="240"/>
+        <w:jc w:val="center"/>
+      </w:pPr>
+      <w:r>
+        <w:rPr>
+          <w:rFonts w:ascii="Times New Roman" w:cs="Times New Roman" w:eastAsia="Times New Roman" w:hAnsi="Times New Roman"/>
+          <w:i/>
+          <w:iCs/>
+          <w:sz w:val="24"/>
+          <w:szCs w:val="24"/>
+        </w:rPr>
+        <w:t xml:space="preserve">Рисунок 33 — Результат Lua-скрипта: сессия и пользователь сессии</w:t>
+      </w:r>
+    </w:p>
+    <w:p>
+      <w:pPr>
+        <w:pStyle w:val="Heading1"/>
+      </w:pPr>
+      <w:r>
+        <w:t xml:space="preserve">4. Диаграмма последовательности</w:t>
       </w:r>
     </w:p>
     <w:p>
@@ -10585,7 +10197,7 @@
           <w:sz w:val="26"/>
           <w:szCs w:val="26"/>
         </w:rPr>
-        <w:t xml:space="preserve">«переделать через UML»</w:t>
+        <w:t xml:space="preserve">«переделать на Draw.io через фигуры UML»</w:t>
       </w:r>
     </w:p>
     <w:p>
@@ -10609,7 +10221,25 @@
           <w:sz w:val="26"/>
           <w:szCs w:val="26"/>
         </w:rPr>
-        <w:t xml:space="preserve"> Диаграмма переделана по примеру из методички фигурами UML draw.io: компоненты (</w:t>
+        <w:t xml:space="preserve"> Диаграмма перерисована в draw.io фигурами из палитры UML, а не прямоугольниками и линиями:</w:t>
+      </w:r>
+    </w:p>
+    <w:p>
+      <w:pPr>
+        <w:pStyle w:val="ListParagraph"/>
+        <w:numPr>
+          <w:ilvl w:val="0"/>
+          <w:numId w:val="2"/>
+        </w:numPr>
+        <w:spacing w:after="60" w:line="290"/>
+      </w:pPr>
+      <w:r>
+        <w:rPr>
+          <w:rFonts w:ascii="Times New Roman" w:cs="Times New Roman" w:eastAsia="Times New Roman" w:hAnsi="Times New Roman"/>
+          <w:sz w:val="26"/>
+          <w:szCs w:val="26"/>
+        </w:rPr>
+        <w:t xml:space="preserve">рамка взаимодействия — </w:t>
       </w:r>
       <w:r>
         <w:rPr>
@@ -10617,15 +10247,33 @@
           <w:sz w:val="22"/>
           <w:szCs w:val="22"/>
         </w:rPr>
-        <w:t xml:space="preserve">module</w:t>
-      </w:r>
-      <w:r>
-        <w:rPr>
-          <w:rFonts w:ascii="Times New Roman" w:cs="Times New Roman" w:eastAsia="Times New Roman" w:hAnsi="Times New Roman"/>
-          <w:sz w:val="26"/>
-          <w:szCs w:val="26"/>
-        </w:rPr>
-        <w:t xml:space="preserve">) — React-приложение, Веб-сервис, База данных; классы с двумя полосками; интерфейсы «шарик-гнездо» API Галактик и API Пользователей; пакет «Модель» (</w:t>
+        <w:t xml:space="preserve">umlFrame</w:t>
+      </w:r>
+      <w:r>
+        <w:rPr>
+          <w:rFonts w:ascii="Times New Roman" w:cs="Times New Roman" w:eastAsia="Times New Roman" w:hAnsi="Times New Roman"/>
+          <w:sz w:val="26"/>
+          <w:szCs w:val="26"/>
+        </w:rPr>
+        <w:t xml:space="preserve"> с заголовком «sd»;</w:t>
+      </w:r>
+    </w:p>
+    <w:p>
+      <w:pPr>
+        <w:pStyle w:val="ListParagraph"/>
+        <w:numPr>
+          <w:ilvl w:val="0"/>
+          <w:numId w:val="2"/>
+        </w:numPr>
+        <w:spacing w:after="60" w:line="290"/>
+      </w:pPr>
+      <w:r>
+        <w:rPr>
+          <w:rFonts w:ascii="Times New Roman" w:cs="Times New Roman" w:eastAsia="Times New Roman" w:hAnsi="Times New Roman"/>
+          <w:sz w:val="26"/>
+          <w:szCs w:val="26"/>
+        </w:rPr>
+        <w:t xml:space="preserve">участники — линии жизни </w:t>
       </w:r>
       <w:r>
         <w:rPr>
@@ -10633,201 +10281,51 @@
           <w:sz w:val="22"/>
           <w:szCs w:val="22"/>
         </w:rPr>
-        <w:t xml:space="preserve">folder</w:t>
-      </w:r>
-      <w:r>
-        <w:rPr>
-          <w:rFonts w:ascii="Times New Roman" w:cs="Times New Roman" w:eastAsia="Times New Roman" w:hAnsi="Times New Roman"/>
-          <w:sz w:val="26"/>
-          <w:szCs w:val="26"/>
-        </w:rPr>
-        <w:t xml:space="preserve">); зависимости — пунктир с открытой стрелкой; связи таблиц с кратностями 1 и 0..*.</w:t>
-      </w:r>
-    </w:p>
-    <w:p>
-      <w:pPr>
-        <w:pBdr>
-          <w:left w:val="single" w:color="808080" w:sz="18" w:space="8"/>
-        </w:pBdr>
-        <w:shd w:fill="F2F2F2" w:color="auto" w:val="clear"/>
-        <w:spacing w:after="160" w:before="60"/>
-        <w:ind w:left="200" w:right="200"/>
-      </w:pPr>
-      <w:r>
-        <w:rPr>
-          <w:rFonts w:ascii="Times New Roman" w:cs="Times New Roman" w:eastAsia="Times New Roman" w:hAnsi="Times New Roman"/>
-          <w:b/>
-          <w:bCs/>
-          <w:sz w:val="26"/>
-          <w:szCs w:val="26"/>
-        </w:rPr>
-        <w:t xml:space="preserve">Замечание преподавателя: </w:t>
-      </w:r>
-      <w:r>
-        <w:rPr>
-          <w:rFonts w:ascii="Times New Roman" w:cs="Times New Roman" w:eastAsia="Times New Roman" w:hAnsi="Times New Roman"/>
-          <w:i/>
-          <w:iCs/>
-          <w:sz w:val="26"/>
-          <w:szCs w:val="26"/>
-        </w:rPr>
-        <w:t xml:space="preserve">«откуда детализация страниц, моделей»</w:t>
-      </w:r>
-    </w:p>
-    <w:p>
-      <w:pPr>
-        <w:spacing w:after="120" w:line="300"/>
-        <w:jc w:val="both"/>
-      </w:pPr>
-      <w:r>
-        <w:rPr>
-          <w:rFonts w:ascii="Times New Roman" w:cs="Times New Roman" w:eastAsia="Times New Roman" w:hAnsi="Times New Roman"/>
-          <w:b/>
-          <w:bCs/>
-          <w:sz w:val="26"/>
-          <w:szCs w:val="26"/>
-        </w:rPr>
-        <w:t xml:space="preserve">Что сделано.</w:t>
-      </w:r>
-      <w:r>
-        <w:rPr>
-          <w:rFonts w:ascii="Times New Roman" w:cs="Times New Roman" w:eastAsia="Times New Roman" w:hAnsi="Times New Roman"/>
-          <w:sz w:val="26"/>
-          <w:szCs w:val="26"/>
-        </w:rPr>
-        <w:t xml:space="preserve"> Детализация убрана: у страниц и моделей только название и две пустые полоски, как в примере. Методы остались только в наборах методов веб-сервиса (имя метода и HTTP-запрос).</w:t>
-      </w:r>
-    </w:p>
-    <w:p>
-      <w:pPr>
-        <w:pBdr>
-          <w:left w:val="single" w:color="808080" w:sz="18" w:space="8"/>
-        </w:pBdr>
-        <w:shd w:fill="F2F2F2" w:color="auto" w:val="clear"/>
-        <w:spacing w:after="160" w:before="60"/>
-        <w:ind w:left="200" w:right="200"/>
-      </w:pPr>
-      <w:r>
-        <w:rPr>
-          <w:rFonts w:ascii="Times New Roman" w:cs="Times New Roman" w:eastAsia="Times New Roman" w:hAnsi="Times New Roman"/>
-          <w:b/>
-          <w:bCs/>
-          <w:sz w:val="26"/>
-          <w:szCs w:val="26"/>
-        </w:rPr>
-        <w:t xml:space="preserve">Замечание преподавателя: </w:t>
-      </w:r>
-      <w:r>
-        <w:rPr>
-          <w:rFonts w:ascii="Times New Roman" w:cs="Times New Roman" w:eastAsia="Times New Roman" w:hAnsi="Times New Roman"/>
-          <w:i/>
-          <w:iCs/>
-          <w:sz w:val="26"/>
-          <w:szCs w:val="26"/>
-        </w:rPr>
-        <w:t xml:space="preserve">«все поджать»</w:t>
-      </w:r>
-    </w:p>
-    <w:p>
-      <w:pPr>
-        <w:pBdr>
-          <w:left w:val="single" w:color="808080" w:sz="18" w:space="8"/>
-        </w:pBdr>
-        <w:shd w:fill="F2F2F2" w:color="auto" w:val="clear"/>
-        <w:spacing w:after="160" w:before="60"/>
-        <w:ind w:left="200" w:right="200"/>
-      </w:pPr>
-      <w:r>
-        <w:rPr>
-          <w:rFonts w:ascii="Times New Roman" w:cs="Times New Roman" w:eastAsia="Times New Roman" w:hAnsi="Times New Roman"/>
-          <w:b/>
-          <w:bCs/>
-          <w:sz w:val="26"/>
-          <w:szCs w:val="26"/>
-        </w:rPr>
-        <w:t xml:space="preserve">Замечание преподавателя: </w:t>
-      </w:r>
-      <w:r>
-        <w:rPr>
-          <w:rFonts w:ascii="Times New Roman" w:cs="Times New Roman" w:eastAsia="Times New Roman" w:hAnsi="Times New Roman"/>
-          <w:i/>
-          <w:iCs/>
-          <w:sz w:val="26"/>
-          <w:szCs w:val="26"/>
-        </w:rPr>
-        <w:t xml:space="preserve">«КОМПАКТНЕЕ Перенос текста страниц сделать. СДЕЛАТЬ ШАХМАТНО»</w:t>
-      </w:r>
-    </w:p>
-    <w:p>
-      <w:pPr>
-        <w:spacing w:after="120" w:line="300"/>
-        <w:jc w:val="both"/>
-      </w:pPr>
-      <w:r>
-        <w:rPr>
-          <w:rFonts w:ascii="Times New Roman" w:cs="Times New Roman" w:eastAsia="Times New Roman" w:hAnsi="Times New Roman"/>
-          <w:b/>
-          <w:bCs/>
-          <w:sz w:val="26"/>
-          <w:szCs w:val="26"/>
-        </w:rPr>
-        <w:t xml:space="preserve">Что сделано.</w:t>
-      </w:r>
-      <w:r>
-        <w:rPr>
-          <w:rFonts w:ascii="Times New Roman" w:cs="Times New Roman" w:eastAsia="Times New Roman" w:hAnsi="Times New Roman"/>
-          <w:sz w:val="26"/>
-          <w:szCs w:val="26"/>
-        </w:rPr>
-        <w:t xml:space="preserve"> Названия страниц перенесены на две строки («Страница / ленты» и т. д.), блоки сужены и сдвинуты, диаграмма помещается на лист A4. Страницы стоят в шахматном порядке (лента и добавление ниже, каталог и вход выше), поэтому линии к интерфейсам не пересекают страницы. Таблицы БД тоже расставлены шахматно: </w:t>
-      </w:r>
-      <w:r>
-        <w:rPr>
-          <w:rFonts w:ascii="Consolas" w:cs="Consolas" w:eastAsia="Consolas" w:hAnsi="Consolas"/>
-          <w:sz w:val="22"/>
-          <w:szCs w:val="22"/>
-        </w:rPr>
-        <w:t xml:space="preserve">galaxy_likes</w:t>
-      </w:r>
-      <w:r>
-        <w:rPr>
-          <w:rFonts w:ascii="Times New Roman" w:cs="Times New Roman" w:eastAsia="Times New Roman" w:hAnsi="Times New Roman"/>
-          <w:sz w:val="26"/>
-          <w:szCs w:val="26"/>
-        </w:rPr>
-        <w:t xml:space="preserve"> выше в центре, </w:t>
-      </w:r>
-      <w:r>
-        <w:rPr>
-          <w:rFonts w:ascii="Consolas" w:cs="Consolas" w:eastAsia="Consolas" w:hAnsi="Consolas"/>
-          <w:sz w:val="22"/>
-          <w:szCs w:val="22"/>
-        </w:rPr>
-        <w:t xml:space="preserve">galaxies</w:t>
-      </w:r>
-      <w:r>
-        <w:rPr>
-          <w:rFonts w:ascii="Times New Roman" w:cs="Times New Roman" w:eastAsia="Times New Roman" w:hAnsi="Times New Roman"/>
-          <w:sz w:val="26"/>
-          <w:szCs w:val="26"/>
-        </w:rPr>
-        <w:t xml:space="preserve"> и </w:t>
-      </w:r>
-      <w:r>
-        <w:rPr>
-          <w:rFonts w:ascii="Consolas" w:cs="Consolas" w:eastAsia="Consolas" w:hAnsi="Consolas"/>
-          <w:sz w:val="22"/>
-          <w:szCs w:val="22"/>
-        </w:rPr>
-        <w:t xml:space="preserve">users</w:t>
-      </w:r>
-      <w:r>
-        <w:rPr>
-          <w:rFonts w:ascii="Times New Roman" w:cs="Times New Roman" w:eastAsia="Times New Roman" w:hAnsi="Times New Roman"/>
-          <w:sz w:val="26"/>
-          <w:szCs w:val="26"/>
-        </w:rPr>
-        <w:t xml:space="preserve"> ниже по краям.</w:t>
+        <w:t xml:space="preserve">umlLifeline</w:t>
+      </w:r>
+      <w:r>
+        <w:rPr>
+          <w:rFonts w:ascii="Times New Roman" w:cs="Times New Roman" w:eastAsia="Times New Roman" w:hAnsi="Times New Roman"/>
+          <w:sz w:val="26"/>
+          <w:szCs w:val="26"/>
+        </w:rPr>
+        <w:t xml:space="preserve"> (голова и пунктир — одна фигура);</w:t>
+      </w:r>
+    </w:p>
+    <w:p>
+      <w:pPr>
+        <w:pStyle w:val="ListParagraph"/>
+        <w:numPr>
+          <w:ilvl w:val="0"/>
+          <w:numId w:val="2"/>
+        </w:numPr>
+        <w:spacing w:after="60" w:line="290"/>
+      </w:pPr>
+      <w:r>
+        <w:rPr>
+          <w:rFonts w:ascii="Times New Roman" w:cs="Times New Roman" w:eastAsia="Times New Roman" w:hAnsi="Times New Roman"/>
+          <w:sz w:val="26"/>
+          <w:szCs w:val="26"/>
+        </w:rPr>
+        <w:t xml:space="preserve">полоски активации — фигуры активации, привязанные к линиям жизни;</w:t>
+      </w:r>
+    </w:p>
+    <w:p>
+      <w:pPr>
+        <w:pStyle w:val="ListParagraph"/>
+        <w:numPr>
+          <w:ilvl w:val="0"/>
+          <w:numId w:val="2"/>
+        </w:numPr>
+        <w:spacing w:after="60" w:line="290"/>
+      </w:pPr>
+      <w:r>
+        <w:rPr>
+          <w:rFonts w:ascii="Times New Roman" w:cs="Times New Roman" w:eastAsia="Times New Roman" w:hAnsi="Times New Roman"/>
+          <w:sz w:val="26"/>
+          <w:szCs w:val="26"/>
+        </w:rPr>
+        <w:t xml:space="preserve">вызовы — синхронные сообщения (сплошная линия, закрашенная стрелка), ответы — сообщения возврата (пунктир, открытая стрелка); сообщения присоединены к линиям жизни и активациям.</w:t>
       </w:r>
     </w:p>
     <w:p>
@@ -10855,7 +10353,671 @@
                     </pic:cNvPicPr>
                   </pic:nvPicPr>
                   <pic:blipFill>
-                    <a:blip r:embed="rId36" cstate="none"/>
+                    <a:blip r:embed="rId40" cstate="none"/>
+                    <a:srcRect/>
+                    <a:stretch>
+                      <a:fillRect/>
+                    </a:stretch>
+                  </pic:blipFill>
+                  <pic:spPr bwMode="auto">
+                    <a:xfrm>
+                      <a:off x="0" y="0"/>
+                      <a:ext cx="5943600" cy="6781800"/>
+                    </a:xfrm>
+                    <a:prstGeom prst="rect">
+                      <a:avLst/>
+                    </a:prstGeom>
+                  </pic:spPr>
+                </pic:pic>
+              </a:graphicData>
+            </a:graphic>
+          </wp:inline>
+        </w:drawing>
+      </w:r>
+    </w:p>
+    <w:p>
+      <w:pPr>
+        <w:spacing w:after="240"/>
+        <w:jc w:val="center"/>
+      </w:pPr>
+      <w:r>
+        <w:rPr>
+          <w:rFonts w:ascii="Times New Roman" w:cs="Times New Roman" w:eastAsia="Times New Roman" w:hAnsi="Times New Roman"/>
+          <w:i/>
+          <w:iCs/>
+          <w:sz w:val="24"/>
+          <w:szCs w:val="24"/>
+        </w:rPr>
+        <w:t xml:space="preserve">Рисунок 34 — Диаграмма последовательности на UML-фигурах draw.io</w:t>
+      </w:r>
+    </w:p>
+    <w:p>
+      <w:pPr>
+        <w:pStyle w:val="Heading1"/>
+      </w:pPr>
+      <w:r>
+        <w:t xml:space="preserve">5. ER-диаграмма</w:t>
+      </w:r>
+    </w:p>
+    <w:p>
+      <w:pPr>
+        <w:pBdr>
+          <w:left w:val="single" w:color="808080" w:sz="18" w:space="8"/>
+        </w:pBdr>
+        <w:shd w:fill="F2F2F2" w:color="auto" w:val="clear"/>
+        <w:spacing w:after="160" w:before="60"/>
+        <w:ind w:left="200" w:right="200"/>
+      </w:pPr>
+      <w:r>
+        <w:rPr>
+          <w:rFonts w:ascii="Times New Roman" w:cs="Times New Roman" w:eastAsia="Times New Roman" w:hAnsi="Times New Roman"/>
+          <w:b/>
+          <w:bCs/>
+          <w:sz w:val="26"/>
+          <w:szCs w:val="26"/>
+        </w:rPr>
+        <w:t xml:space="preserve">Замечание преподавателя: </w:t>
+      </w:r>
+      <w:r>
+        <w:rPr>
+          <w:rFonts w:ascii="Times New Roman" w:cs="Times New Roman" w:eastAsia="Times New Roman" w:hAnsi="Times New Roman"/>
+          <w:i/>
+          <w:iCs/>
+          <w:sz w:val="26"/>
+          <w:szCs w:val="26"/>
+        </w:rPr>
+        <w:t xml:space="preserve">«куча пустоты»</w:t>
+      </w:r>
+    </w:p>
+    <w:p>
+      <w:pPr>
+        <w:spacing w:after="120" w:line="300"/>
+        <w:jc w:val="both"/>
+      </w:pPr>
+      <w:r>
+        <w:rPr>
+          <w:rFonts w:ascii="Times New Roman" w:cs="Times New Roman" w:eastAsia="Times New Roman" w:hAnsi="Times New Roman"/>
+          <w:b/>
+          <w:bCs/>
+          <w:sz w:val="26"/>
+          <w:szCs w:val="26"/>
+        </w:rPr>
+        <w:t xml:space="preserve">Что сделано.</w:t>
+      </w:r>
+      <w:r>
+        <w:rPr>
+          <w:rFonts w:ascii="Times New Roman" w:cs="Times New Roman" w:eastAsia="Times New Roman" w:hAnsi="Times New Roman"/>
+          <w:sz w:val="26"/>
+          <w:szCs w:val="26"/>
+        </w:rPr>
+        <w:t xml:space="preserve"> Таблицы сдвинуты ближе, колонки сужены: тип поля </w:t>
+      </w:r>
+      <w:r>
+        <w:rPr>
+          <w:rFonts w:ascii="Consolas" w:cs="Consolas" w:eastAsia="Consolas" w:hAnsi="Consolas"/>
+          <w:sz w:val="22"/>
+          <w:szCs w:val="22"/>
+        </w:rPr>
+        <w:t xml:space="preserve">status</w:t>
+      </w:r>
+      <w:r>
+        <w:rPr>
+          <w:rFonts w:ascii="Times New Roman" w:cs="Times New Roman" w:eastAsia="Times New Roman" w:hAnsi="Times New Roman"/>
+          <w:sz w:val="26"/>
+          <w:szCs w:val="26"/>
+        </w:rPr>
+        <w:t xml:space="preserve"> записан как </w:t>
+      </w:r>
+      <w:r>
+        <w:rPr>
+          <w:rFonts w:ascii="Consolas" w:cs="Consolas" w:eastAsia="Consolas" w:hAnsi="Consolas"/>
+          <w:sz w:val="22"/>
+          <w:szCs w:val="22"/>
+        </w:rPr>
+        <w:t xml:space="preserve">galaxy_status</w:t>
+      </w:r>
+      <w:r>
+        <w:rPr>
+          <w:rFonts w:ascii="Times New Roman" w:cs="Times New Roman" w:eastAsia="Times New Roman" w:hAnsi="Times New Roman"/>
+          <w:sz w:val="26"/>
+          <w:szCs w:val="26"/>
+        </w:rPr>
+        <w:t xml:space="preserve">, а перечисление значений вынесено в пояснение. Пояснение перенесено под таблицу </w:t>
+      </w:r>
+      <w:r>
+        <w:rPr>
+          <w:rFonts w:ascii="Consolas" w:cs="Consolas" w:eastAsia="Consolas" w:hAnsi="Consolas"/>
+          <w:sz w:val="22"/>
+          <w:szCs w:val="22"/>
+        </w:rPr>
+        <w:t xml:space="preserve">users</w:t>
+      </w:r>
+      <w:r>
+        <w:rPr>
+          <w:rFonts w:ascii="Times New Roman" w:cs="Times New Roman" w:eastAsia="Times New Roman" w:hAnsi="Times New Roman"/>
+          <w:sz w:val="26"/>
+          <w:szCs w:val="26"/>
+        </w:rPr>
+        <w:t xml:space="preserve"> — на пустое место справа.</w:t>
+      </w:r>
+    </w:p>
+    <w:p>
+      <w:pPr>
+        <w:pBdr>
+          <w:left w:val="single" w:color="808080" w:sz="18" w:space="8"/>
+        </w:pBdr>
+        <w:shd w:fill="F2F2F2" w:color="auto" w:val="clear"/>
+        <w:spacing w:after="160" w:before="60"/>
+        <w:ind w:left="200" w:right="200"/>
+      </w:pPr>
+      <w:r>
+        <w:rPr>
+          <w:rFonts w:ascii="Times New Roman" w:cs="Times New Roman" w:eastAsia="Times New Roman" w:hAnsi="Times New Roman"/>
+          <w:b/>
+          <w:bCs/>
+          <w:sz w:val="26"/>
+          <w:szCs w:val="26"/>
+        </w:rPr>
+        <w:t xml:space="preserve">Замечание преподавателя: </w:t>
+      </w:r>
+      <w:r>
+        <w:rPr>
+          <w:rFonts w:ascii="Times New Roman" w:cs="Times New Roman" w:eastAsia="Times New Roman" w:hAnsi="Times New Roman"/>
+          <w:i/>
+          <w:iCs/>
+          <w:sz w:val="26"/>
+          <w:szCs w:val="26"/>
+        </w:rPr>
+        <w:t xml:space="preserve">«правую тоже ровную сделать связь»</w:t>
+      </w:r>
+    </w:p>
+    <w:p>
+      <w:pPr>
+        <w:spacing w:after="120" w:line="300"/>
+        <w:jc w:val="both"/>
+      </w:pPr>
+      <w:r>
+        <w:rPr>
+          <w:rFonts w:ascii="Times New Roman" w:cs="Times New Roman" w:eastAsia="Times New Roman" w:hAnsi="Times New Roman"/>
+          <w:b/>
+          <w:bCs/>
+          <w:sz w:val="26"/>
+          <w:szCs w:val="26"/>
+        </w:rPr>
+        <w:t xml:space="preserve">Что сделано.</w:t>
+      </w:r>
+      <w:r>
+        <w:rPr>
+          <w:rFonts w:ascii="Times New Roman" w:cs="Times New Roman" w:eastAsia="Times New Roman" w:hAnsi="Times New Roman"/>
+          <w:sz w:val="26"/>
+          <w:szCs w:val="26"/>
+        </w:rPr>
+        <w:t xml:space="preserve"> Связь </w:t>
+      </w:r>
+      <w:r>
+        <w:rPr>
+          <w:rFonts w:ascii="Consolas" w:cs="Consolas" w:eastAsia="Consolas" w:hAnsi="Consolas"/>
+          <w:sz w:val="22"/>
+          <w:szCs w:val="22"/>
+        </w:rPr>
+        <w:t xml:space="preserve">users</w:t>
+      </w:r>
+      <w:r>
+        <w:rPr>
+          <w:rFonts w:ascii="Times New Roman" w:cs="Times New Roman" w:eastAsia="Times New Roman" w:hAnsi="Times New Roman"/>
+          <w:sz w:val="26"/>
+          <w:szCs w:val="26"/>
+        </w:rPr>
+        <w:t xml:space="preserve"> — </w:t>
+      </w:r>
+      <w:r>
+        <w:rPr>
+          <w:rFonts w:ascii="Consolas" w:cs="Consolas" w:eastAsia="Consolas" w:hAnsi="Consolas"/>
+          <w:sz w:val="22"/>
+          <w:szCs w:val="22"/>
+        </w:rPr>
+        <w:t xml:space="preserve">galaxy_likes</w:t>
+      </w:r>
+      <w:r>
+        <w:rPr>
+          <w:rFonts w:ascii="Times New Roman" w:cs="Times New Roman" w:eastAsia="Times New Roman" w:hAnsi="Times New Roman"/>
+          <w:sz w:val="26"/>
+          <w:szCs w:val="26"/>
+        </w:rPr>
+        <w:t xml:space="preserve"> теперь прямая вертикальная линия: таблица </w:t>
+      </w:r>
+      <w:r>
+        <w:rPr>
+          <w:rFonts w:ascii="Consolas" w:cs="Consolas" w:eastAsia="Consolas" w:hAnsi="Consolas"/>
+          <w:sz w:val="22"/>
+          <w:szCs w:val="22"/>
+        </w:rPr>
+        <w:t xml:space="preserve">galaxy_likes</w:t>
+      </w:r>
+      <w:r>
+        <w:rPr>
+          <w:rFonts w:ascii="Times New Roman" w:cs="Times New Roman" w:eastAsia="Times New Roman" w:hAnsi="Times New Roman"/>
+          <w:sz w:val="26"/>
+          <w:szCs w:val="26"/>
+        </w:rPr>
+        <w:t xml:space="preserve"> стоит ровно над </w:t>
+      </w:r>
+      <w:r>
+        <w:rPr>
+          <w:rFonts w:ascii="Consolas" w:cs="Consolas" w:eastAsia="Consolas" w:hAnsi="Consolas"/>
+          <w:sz w:val="22"/>
+          <w:szCs w:val="22"/>
+        </w:rPr>
+        <w:t xml:space="preserve">users</w:t>
+      </w:r>
+      <w:r>
+        <w:rPr>
+          <w:rFonts w:ascii="Times New Roman" w:cs="Times New Roman" w:eastAsia="Times New Roman" w:hAnsi="Times New Roman"/>
+          <w:sz w:val="26"/>
+          <w:szCs w:val="26"/>
+        </w:rPr>
+        <w:t xml:space="preserve">. Все три связи — прямые линии без изгибов.</w:t>
+      </w:r>
+    </w:p>
+    <w:p>
+      <w:pPr>
+        <w:keepNext/>
+        <w:spacing w:after="60" w:before="120"/>
+        <w:jc w:val="center"/>
+      </w:pPr>
+      <w:r>
+        <w:drawing>
+          <wp:inline distT="0" distB="0" distL="0" distR="0">
+            <wp:extent cx="5943600" cy="3419475"/>
+            <wp:effectExtent t="0" r="0" b="0" l="0"/>
+            <wp:docPr id="1" name="" descr="" title=""/>
+            <wp:cNvGraphicFramePr>
+              <a:graphicFrameLocks xmlns:a="http://schemas.openxmlformats.org/drawingml/2006/main" noChangeAspect="1"/>
+            </wp:cNvGraphicFramePr>
+            <a:graphic xmlns:a="http://schemas.openxmlformats.org/drawingml/2006/main">
+              <a:graphicData uri="http://schemas.openxmlformats.org/drawingml/2006/picture">
+                <pic:pic xmlns:pic="http://schemas.openxmlformats.org/drawingml/2006/picture">
+                  <pic:nvPicPr>
+                    <pic:cNvPr id="0" name="" descr=""/>
+                    <pic:cNvPicPr>
+                      <a:picLocks noChangeAspect="1" noChangeArrowheads="1"/>
+                    </pic:cNvPicPr>
+                  </pic:nvPicPr>
+                  <pic:blipFill>
+                    <a:blip r:embed="rId41" cstate="none"/>
+                    <a:srcRect/>
+                    <a:stretch>
+                      <a:fillRect/>
+                    </a:stretch>
+                  </pic:blipFill>
+                  <pic:spPr bwMode="auto">
+                    <a:xfrm>
+                      <a:off x="0" y="0"/>
+                      <a:ext cx="5943600" cy="3419475"/>
+                    </a:xfrm>
+                    <a:prstGeom prst="rect">
+                      <a:avLst/>
+                    </a:prstGeom>
+                  </pic:spPr>
+                </pic:pic>
+              </a:graphicData>
+            </a:graphic>
+          </wp:inline>
+        </w:drawing>
+      </w:r>
+    </w:p>
+    <w:p>
+      <w:pPr>
+        <w:spacing w:after="240"/>
+        <w:jc w:val="center"/>
+      </w:pPr>
+      <w:r>
+        <w:rPr>
+          <w:rFonts w:ascii="Times New Roman" w:cs="Times New Roman" w:eastAsia="Times New Roman" w:hAnsi="Times New Roman"/>
+          <w:i/>
+          <w:iCs/>
+          <w:sz w:val="24"/>
+          <w:szCs w:val="24"/>
+        </w:rPr>
+        <w:t xml:space="preserve">Рисунок 35 — Исправленная ER-диаграмма</w:t>
+      </w:r>
+    </w:p>
+    <w:p>
+      <w:pPr>
+        <w:pStyle w:val="Heading1"/>
+      </w:pPr>
+      <w:r>
+        <w:t xml:space="preserve">6. Диаграмма классов</w:t>
+      </w:r>
+    </w:p>
+    <w:p>
+      <w:pPr>
+        <w:pBdr>
+          <w:left w:val="single" w:color="808080" w:sz="18" w:space="8"/>
+        </w:pBdr>
+        <w:shd w:fill="F2F2F2" w:color="auto" w:val="clear"/>
+        <w:spacing w:after="160" w:before="60"/>
+        <w:ind w:left="200" w:right="200"/>
+      </w:pPr>
+      <w:r>
+        <w:rPr>
+          <w:rFonts w:ascii="Times New Roman" w:cs="Times New Roman" w:eastAsia="Times New Roman" w:hAnsi="Times New Roman"/>
+          <w:b/>
+          <w:bCs/>
+          <w:sz w:val="26"/>
+          <w:szCs w:val="26"/>
+        </w:rPr>
+        <w:t xml:space="preserve">Замечание преподавателя: </w:t>
+      </w:r>
+      <w:r>
+        <w:rPr>
+          <w:rFonts w:ascii="Times New Roman" w:cs="Times New Roman" w:eastAsia="Times New Roman" w:hAnsi="Times New Roman"/>
+          <w:i/>
+          <w:iCs/>
+          <w:sz w:val="26"/>
+          <w:szCs w:val="26"/>
+        </w:rPr>
+        <w:t xml:space="preserve">«ТЫ СМОТРЕЛА ПРИМЕР?»</w:t>
+      </w:r>
+    </w:p>
+    <w:p>
+      <w:pPr>
+        <w:pBdr>
+          <w:left w:val="single" w:color="808080" w:sz="18" w:space="8"/>
+        </w:pBdr>
+        <w:shd w:fill="F2F2F2" w:color="auto" w:val="clear"/>
+        <w:spacing w:after="160" w:before="60"/>
+        <w:ind w:left="200" w:right="200"/>
+      </w:pPr>
+      <w:r>
+        <w:rPr>
+          <w:rFonts w:ascii="Times New Roman" w:cs="Times New Roman" w:eastAsia="Times New Roman" w:hAnsi="Times New Roman"/>
+          <w:b/>
+          <w:bCs/>
+          <w:sz w:val="26"/>
+          <w:szCs w:val="26"/>
+        </w:rPr>
+        <w:t xml:space="preserve">Замечание преподавателя: </w:t>
+      </w:r>
+      <w:r>
+        <w:rPr>
+          <w:rFonts w:ascii="Times New Roman" w:cs="Times New Roman" w:eastAsia="Times New Roman" w:hAnsi="Times New Roman"/>
+          <w:i/>
+          <w:iCs/>
+          <w:sz w:val="26"/>
+          <w:szCs w:val="26"/>
+        </w:rPr>
+        <w:t xml:space="preserve">«переделать через UML»</w:t>
+      </w:r>
+    </w:p>
+    <w:p>
+      <w:pPr>
+        <w:spacing w:after="120" w:line="300"/>
+        <w:jc w:val="both"/>
+      </w:pPr>
+      <w:r>
+        <w:rPr>
+          <w:rFonts w:ascii="Times New Roman" w:cs="Times New Roman" w:eastAsia="Times New Roman" w:hAnsi="Times New Roman"/>
+          <w:b/>
+          <w:bCs/>
+          <w:sz w:val="26"/>
+          <w:szCs w:val="26"/>
+        </w:rPr>
+        <w:t xml:space="preserve">Что сделано.</w:t>
+      </w:r>
+      <w:r>
+        <w:rPr>
+          <w:rFonts w:ascii="Times New Roman" w:cs="Times New Roman" w:eastAsia="Times New Roman" w:hAnsi="Times New Roman"/>
+          <w:sz w:val="26"/>
+          <w:szCs w:val="26"/>
+        </w:rPr>
+        <w:t xml:space="preserve"> Диаграмма переделана по примеру из методички фигурами UML draw.io: компоненты (</w:t>
+      </w:r>
+      <w:r>
+        <w:rPr>
+          <w:rFonts w:ascii="Consolas" w:cs="Consolas" w:eastAsia="Consolas" w:hAnsi="Consolas"/>
+          <w:sz w:val="22"/>
+          <w:szCs w:val="22"/>
+        </w:rPr>
+        <w:t xml:space="preserve">module</w:t>
+      </w:r>
+      <w:r>
+        <w:rPr>
+          <w:rFonts w:ascii="Times New Roman" w:cs="Times New Roman" w:eastAsia="Times New Roman" w:hAnsi="Times New Roman"/>
+          <w:sz w:val="26"/>
+          <w:szCs w:val="26"/>
+        </w:rPr>
+        <w:t xml:space="preserve">) — React-приложение, Веб-сервис, База данных; классы с двумя полосками; интерфейсы «шарик-гнездо» API Галактик и API Пользователей; пакет «Модель» (</w:t>
+      </w:r>
+      <w:r>
+        <w:rPr>
+          <w:rFonts w:ascii="Consolas" w:cs="Consolas" w:eastAsia="Consolas" w:hAnsi="Consolas"/>
+          <w:sz w:val="22"/>
+          <w:szCs w:val="22"/>
+        </w:rPr>
+        <w:t xml:space="preserve">folder</w:t>
+      </w:r>
+      <w:r>
+        <w:rPr>
+          <w:rFonts w:ascii="Times New Roman" w:cs="Times New Roman" w:eastAsia="Times New Roman" w:hAnsi="Times New Roman"/>
+          <w:sz w:val="26"/>
+          <w:szCs w:val="26"/>
+        </w:rPr>
+        <w:t xml:space="preserve">); зависимости — пунктир с открытой стрелкой; связи таблиц с кратностями 1 и 0..*.</w:t>
+      </w:r>
+    </w:p>
+    <w:p>
+      <w:pPr>
+        <w:pBdr>
+          <w:left w:val="single" w:color="808080" w:sz="18" w:space="8"/>
+        </w:pBdr>
+        <w:shd w:fill="F2F2F2" w:color="auto" w:val="clear"/>
+        <w:spacing w:after="160" w:before="60"/>
+        <w:ind w:left="200" w:right="200"/>
+      </w:pPr>
+      <w:r>
+        <w:rPr>
+          <w:rFonts w:ascii="Times New Roman" w:cs="Times New Roman" w:eastAsia="Times New Roman" w:hAnsi="Times New Roman"/>
+          <w:b/>
+          <w:bCs/>
+          <w:sz w:val="26"/>
+          <w:szCs w:val="26"/>
+        </w:rPr>
+        <w:t xml:space="preserve">Замечание преподавателя: </w:t>
+      </w:r>
+      <w:r>
+        <w:rPr>
+          <w:rFonts w:ascii="Times New Roman" w:cs="Times New Roman" w:eastAsia="Times New Roman" w:hAnsi="Times New Roman"/>
+          <w:i/>
+          <w:iCs/>
+          <w:sz w:val="26"/>
+          <w:szCs w:val="26"/>
+        </w:rPr>
+        <w:t xml:space="preserve">«откуда детализация страниц, моделей»</w:t>
+      </w:r>
+    </w:p>
+    <w:p>
+      <w:pPr>
+        <w:spacing w:after="120" w:line="300"/>
+        <w:jc w:val="both"/>
+      </w:pPr>
+      <w:r>
+        <w:rPr>
+          <w:rFonts w:ascii="Times New Roman" w:cs="Times New Roman" w:eastAsia="Times New Roman" w:hAnsi="Times New Roman"/>
+          <w:b/>
+          <w:bCs/>
+          <w:sz w:val="26"/>
+          <w:szCs w:val="26"/>
+        </w:rPr>
+        <w:t xml:space="preserve">Что сделано.</w:t>
+      </w:r>
+      <w:r>
+        <w:rPr>
+          <w:rFonts w:ascii="Times New Roman" w:cs="Times New Roman" w:eastAsia="Times New Roman" w:hAnsi="Times New Roman"/>
+          <w:sz w:val="26"/>
+          <w:szCs w:val="26"/>
+        </w:rPr>
+        <w:t xml:space="preserve"> Детализация убрана: у страниц и моделей только название и две пустые полоски, как в примере. Методы остались только в наборах методов веб-сервиса (имя метода и HTTP-запрос).</w:t>
+      </w:r>
+    </w:p>
+    <w:p>
+      <w:pPr>
+        <w:pBdr>
+          <w:left w:val="single" w:color="808080" w:sz="18" w:space="8"/>
+        </w:pBdr>
+        <w:shd w:fill="F2F2F2" w:color="auto" w:val="clear"/>
+        <w:spacing w:after="160" w:before="60"/>
+        <w:ind w:left="200" w:right="200"/>
+      </w:pPr>
+      <w:r>
+        <w:rPr>
+          <w:rFonts w:ascii="Times New Roman" w:cs="Times New Roman" w:eastAsia="Times New Roman" w:hAnsi="Times New Roman"/>
+          <w:b/>
+          <w:bCs/>
+          <w:sz w:val="26"/>
+          <w:szCs w:val="26"/>
+        </w:rPr>
+        <w:t xml:space="preserve">Замечание преподавателя: </w:t>
+      </w:r>
+      <w:r>
+        <w:rPr>
+          <w:rFonts w:ascii="Times New Roman" w:cs="Times New Roman" w:eastAsia="Times New Roman" w:hAnsi="Times New Roman"/>
+          <w:i/>
+          <w:iCs/>
+          <w:sz w:val="26"/>
+          <w:szCs w:val="26"/>
+        </w:rPr>
+        <w:t xml:space="preserve">«все поджать»</w:t>
+      </w:r>
+    </w:p>
+    <w:p>
+      <w:pPr>
+        <w:pBdr>
+          <w:left w:val="single" w:color="808080" w:sz="18" w:space="8"/>
+        </w:pBdr>
+        <w:shd w:fill="F2F2F2" w:color="auto" w:val="clear"/>
+        <w:spacing w:after="160" w:before="60"/>
+        <w:ind w:left="200" w:right="200"/>
+      </w:pPr>
+      <w:r>
+        <w:rPr>
+          <w:rFonts w:ascii="Times New Roman" w:cs="Times New Roman" w:eastAsia="Times New Roman" w:hAnsi="Times New Roman"/>
+          <w:b/>
+          <w:bCs/>
+          <w:sz w:val="26"/>
+          <w:szCs w:val="26"/>
+        </w:rPr>
+        <w:t xml:space="preserve">Замечание преподавателя: </w:t>
+      </w:r>
+      <w:r>
+        <w:rPr>
+          <w:rFonts w:ascii="Times New Roman" w:cs="Times New Roman" w:eastAsia="Times New Roman" w:hAnsi="Times New Roman"/>
+          <w:i/>
+          <w:iCs/>
+          <w:sz w:val="26"/>
+          <w:szCs w:val="26"/>
+        </w:rPr>
+        <w:t xml:space="preserve">«КОМПАКТНЕЕ Перенос текста страниц сделать. СДЕЛАТЬ ШАХМАТНО»</w:t>
+      </w:r>
+    </w:p>
+    <w:p>
+      <w:pPr>
+        <w:spacing w:after="120" w:line="300"/>
+        <w:jc w:val="both"/>
+      </w:pPr>
+      <w:r>
+        <w:rPr>
+          <w:rFonts w:ascii="Times New Roman" w:cs="Times New Roman" w:eastAsia="Times New Roman" w:hAnsi="Times New Roman"/>
+          <w:b/>
+          <w:bCs/>
+          <w:sz w:val="26"/>
+          <w:szCs w:val="26"/>
+        </w:rPr>
+        <w:t xml:space="preserve">Что сделано.</w:t>
+      </w:r>
+      <w:r>
+        <w:rPr>
+          <w:rFonts w:ascii="Times New Roman" w:cs="Times New Roman" w:eastAsia="Times New Roman" w:hAnsi="Times New Roman"/>
+          <w:sz w:val="26"/>
+          <w:szCs w:val="26"/>
+        </w:rPr>
+        <w:t xml:space="preserve"> Названия страниц перенесены на две строки («Страница / ленты» и т. д.), блоки сужены и сдвинуты, диаграмма помещается на лист A4. Страницы стоят в шахматном порядке (лента и добавление ниже, каталог и вход выше), поэтому линии к интерфейсам не пересекают страницы. Таблицы БД тоже расставлены шахматно: </w:t>
+      </w:r>
+      <w:r>
+        <w:rPr>
+          <w:rFonts w:ascii="Consolas" w:cs="Consolas" w:eastAsia="Consolas" w:hAnsi="Consolas"/>
+          <w:sz w:val="22"/>
+          <w:szCs w:val="22"/>
+        </w:rPr>
+        <w:t xml:space="preserve">galaxy_likes</w:t>
+      </w:r>
+      <w:r>
+        <w:rPr>
+          <w:rFonts w:ascii="Times New Roman" w:cs="Times New Roman" w:eastAsia="Times New Roman" w:hAnsi="Times New Roman"/>
+          <w:sz w:val="26"/>
+          <w:szCs w:val="26"/>
+        </w:rPr>
+        <w:t xml:space="preserve"> выше в центре, </w:t>
+      </w:r>
+      <w:r>
+        <w:rPr>
+          <w:rFonts w:ascii="Consolas" w:cs="Consolas" w:eastAsia="Consolas" w:hAnsi="Consolas"/>
+          <w:sz w:val="22"/>
+          <w:szCs w:val="22"/>
+        </w:rPr>
+        <w:t xml:space="preserve">galaxies</w:t>
+      </w:r>
+      <w:r>
+        <w:rPr>
+          <w:rFonts w:ascii="Times New Roman" w:cs="Times New Roman" w:eastAsia="Times New Roman" w:hAnsi="Times New Roman"/>
+          <w:sz w:val="26"/>
+          <w:szCs w:val="26"/>
+        </w:rPr>
+        <w:t xml:space="preserve"> и </w:t>
+      </w:r>
+      <w:r>
+        <w:rPr>
+          <w:rFonts w:ascii="Consolas" w:cs="Consolas" w:eastAsia="Consolas" w:hAnsi="Consolas"/>
+          <w:sz w:val="22"/>
+          <w:szCs w:val="22"/>
+        </w:rPr>
+        <w:t xml:space="preserve">users</w:t>
+      </w:r>
+      <w:r>
+        <w:rPr>
+          <w:rFonts w:ascii="Times New Roman" w:cs="Times New Roman" w:eastAsia="Times New Roman" w:hAnsi="Times New Roman"/>
+          <w:sz w:val="26"/>
+          <w:szCs w:val="26"/>
+        </w:rPr>
+        <w:t xml:space="preserve"> ниже по краям.</w:t>
+      </w:r>
+    </w:p>
+    <w:p>
+      <w:pPr>
+        <w:keepNext/>
+        <w:spacing w:after="60" w:before="120"/>
+        <w:jc w:val="center"/>
+      </w:pPr>
+      <w:r>
+        <w:drawing>
+          <wp:inline distT="0" distB="0" distL="0" distR="0">
+            <wp:extent cx="5943600" cy="6781800"/>
+            <wp:effectExtent t="0" r="0" b="0" l="0"/>
+            <wp:docPr id="1" name="" descr="" title=""/>
+            <wp:cNvGraphicFramePr>
+              <a:graphicFrameLocks xmlns:a="http://schemas.openxmlformats.org/drawingml/2006/main" noChangeAspect="1"/>
+            </wp:cNvGraphicFramePr>
+            <a:graphic xmlns:a="http://schemas.openxmlformats.org/drawingml/2006/main">
+              <a:graphicData uri="http://schemas.openxmlformats.org/drawingml/2006/picture">
+                <pic:pic xmlns:pic="http://schemas.openxmlformats.org/drawingml/2006/picture">
+                  <pic:nvPicPr>
+                    <pic:cNvPr id="0" name="" descr=""/>
+                    <pic:cNvPicPr>
+                      <a:picLocks noChangeAspect="1" noChangeArrowheads="1"/>
+                    </pic:cNvPicPr>
+                  </pic:nvPicPr>
+                  <pic:blipFill>
+                    <a:blip r:embed="rId42" cstate="none"/>
                     <a:srcRect/>
                     <a:stretch>
                       <a:fillRect/>
